--- a/reports/Student #4/Testing report.docx
+++ b/reports/Student #4/Testing report.docx
@@ -63,13 +63,23 @@
                         <w:sz w:val="24"/>
                       </w:rPr>
                     </w:pPr>
+                    <w:proofErr w:type="spellStart"/>
                     <w:r>
                       <w:rPr>
                         <w:color w:val="0F4761" w:themeColor="accent1" w:themeShade="BF"/>
                         <w:sz w:val="24"/>
                         <w:szCs w:val="24"/>
                       </w:rPr>
-                      <w:t>Group: C1.033</w:t>
+                      <w:t>Group</w:t>
+                    </w:r>
+                    <w:proofErr w:type="spellEnd"/>
+                    <w:r>
+                      <w:rPr>
+                        <w:color w:val="0F4761" w:themeColor="accent1" w:themeShade="BF"/>
+                        <w:sz w:val="24"/>
+                        <w:szCs w:val="24"/>
+                      </w:rPr>
+                      <w:t>: C1.033</w:t>
                     </w:r>
                   </w:p>
                 </w:tc>
@@ -109,6 +119,7 @@
                         <w:szCs w:val="88"/>
                       </w:rPr>
                     </w:pPr>
+                    <w:proofErr w:type="spellStart"/>
                     <w:r>
                       <w:rPr>
                         <w:rFonts w:asciiTheme="majorHAnsi" w:eastAsiaTheme="majorEastAsia" w:hAnsiTheme="majorHAnsi" w:cstheme="majorBidi"/>
@@ -116,8 +127,29 @@
                         <w:sz w:val="88"/>
                         <w:szCs w:val="88"/>
                       </w:rPr>
-                      <w:t>Testing report</w:t>
+                      <w:t>Testing</w:t>
                     </w:r>
+                    <w:proofErr w:type="spellEnd"/>
+                    <w:r>
+                      <w:rPr>
+                        <w:rFonts w:asciiTheme="majorHAnsi" w:eastAsiaTheme="majorEastAsia" w:hAnsiTheme="majorHAnsi" w:cstheme="majorBidi"/>
+                        <w:color w:val="156082" w:themeColor="accent1"/>
+                        <w:sz w:val="88"/>
+                        <w:szCs w:val="88"/>
+                      </w:rPr>
+                      <w:t xml:space="preserve"> </w:t>
+                    </w:r>
+                    <w:proofErr w:type="spellStart"/>
+                    <w:r>
+                      <w:rPr>
+                        <w:rFonts w:asciiTheme="majorHAnsi" w:eastAsiaTheme="majorEastAsia" w:hAnsiTheme="majorHAnsi" w:cstheme="majorBidi"/>
+                        <w:color w:val="156082" w:themeColor="accent1"/>
+                        <w:sz w:val="88"/>
+                        <w:szCs w:val="88"/>
+                      </w:rPr>
+                      <w:t>report</w:t>
+                    </w:r>
+                    <w:proofErr w:type="spellEnd"/>
                   </w:p>
                 </w:sdtContent>
               </w:sdt>
@@ -217,13 +249,23 @@
                     <w:text/>
                   </w:sdtPr>
                   <w:sdtContent>
+                    <w:proofErr w:type="spellStart"/>
                     <w:r>
                       <w:rPr>
                         <w:color w:val="156082" w:themeColor="accent1"/>
                         <w:sz w:val="28"/>
                         <w:szCs w:val="28"/>
                       </w:rPr>
-                      <w:t xml:space="preserve">Student #4: </w:t>
+                      <w:t>Student</w:t>
+                    </w:r>
+                    <w:proofErr w:type="spellEnd"/>
+                    <w:r>
+                      <w:rPr>
+                        <w:color w:val="156082" w:themeColor="accent1"/>
+                        <w:sz w:val="28"/>
+                        <w:szCs w:val="28"/>
+                      </w:rPr>
+                      <w:t xml:space="preserve"> #4: </w:t>
                     </w:r>
                     <w:r>
                       <w:rPr>
@@ -357,13 +399,13 @@
               <w:r>
                 <w:fldChar w:fldCharType="separate"/>
               </w:r>
-              <w:hyperlink w:anchor="_Toc199160505" w:history="1">
+              <w:hyperlink w:anchor="_Toc199172382" w:history="1">
                 <w:r>
                   <w:rPr>
                     <w:rStyle w:val="Hipervnculo"/>
                     <w:noProof/>
                   </w:rPr>
-                  <w:t>Introducción</w:t>
+                  <w:t>Introduction</w:t>
                 </w:r>
                 <w:r>
                   <w:rPr>
@@ -384,7 +426,7 @@
                     <w:noProof/>
                     <w:webHidden/>
                   </w:rPr>
-                  <w:instrText xml:space="preserve"> PAGEREF _Toc199160505 \h </w:instrText>
+                  <w:instrText xml:space="preserve"> PAGEREF _Toc199172382 \h </w:instrText>
                 </w:r>
                 <w:r>
                   <w:rPr>
@@ -429,7 +471,7 @@
                   <w:lang w:eastAsia="es-ES"/>
                 </w:rPr>
               </w:pPr>
-              <w:hyperlink w:anchor="_Toc199160506" w:history="1">
+              <w:hyperlink w:anchor="_Toc199172383" w:history="1">
                 <w:r>
                   <w:rPr>
                     <w:rStyle w:val="Hipervnculo"/>
@@ -456,7 +498,7 @@
                     <w:noProof/>
                     <w:webHidden/>
                   </w:rPr>
-                  <w:instrText xml:space="preserve"> PAGEREF _Toc199160506 \h </w:instrText>
+                  <w:instrText xml:space="preserve"> PAGEREF _Toc199172383 \h </w:instrText>
                 </w:r>
                 <w:r>
                   <w:rPr>
@@ -501,7 +543,7 @@
                   <w:lang w:eastAsia="es-ES"/>
                 </w:rPr>
               </w:pPr>
-              <w:hyperlink w:anchor="_Toc199160507" w:history="1">
+              <w:hyperlink w:anchor="_Toc199172384" w:history="1">
                 <w:r>
                   <w:rPr>
                     <w:rStyle w:val="Hipervnculo"/>
@@ -528,7 +570,7 @@
                     <w:noProof/>
                     <w:webHidden/>
                   </w:rPr>
-                  <w:instrText xml:space="preserve"> PAGEREF _Toc199160507 \h </w:instrText>
+                  <w:instrText xml:space="preserve"> PAGEREF _Toc199172384 \h </w:instrText>
                 </w:r>
                 <w:r>
                   <w:rPr>
@@ -573,7 +615,7 @@
                   <w:lang w:eastAsia="es-ES"/>
                 </w:rPr>
               </w:pPr>
-              <w:hyperlink w:anchor="_Toc199160508" w:history="1">
+              <w:hyperlink w:anchor="_Toc199172385" w:history="1">
                 <w:r>
                   <w:rPr>
                     <w:rStyle w:val="Hipervnculo"/>
@@ -600,7 +642,7 @@
                     <w:noProof/>
                     <w:webHidden/>
                   </w:rPr>
-                  <w:instrText xml:space="preserve"> PAGEREF _Toc199160508 \h </w:instrText>
+                  <w:instrText xml:space="preserve"> PAGEREF _Toc199172385 \h </w:instrText>
                 </w:r>
                 <w:r>
                   <w:rPr>
@@ -645,7 +687,7 @@
                   <w:lang w:eastAsia="es-ES"/>
                 </w:rPr>
               </w:pPr>
-              <w:hyperlink w:anchor="_Toc199160509" w:history="1">
+              <w:hyperlink w:anchor="_Toc199172386" w:history="1">
                 <w:r>
                   <w:rPr>
                     <w:rStyle w:val="Hipervnculo"/>
@@ -672,7 +714,7 @@
                     <w:noProof/>
                     <w:webHidden/>
                   </w:rPr>
-                  <w:instrText xml:space="preserve"> PAGEREF _Toc199160509 \h </w:instrText>
+                  <w:instrText xml:space="preserve"> PAGEREF _Toc199172386 \h </w:instrText>
                 </w:r>
                 <w:r>
                   <w:rPr>
@@ -717,20 +759,13 @@
                   <w:lang w:eastAsia="es-ES"/>
                 </w:rPr>
               </w:pPr>
-              <w:hyperlink w:anchor="_Toc199160510" w:history="1">
+              <w:hyperlink w:anchor="_Toc199172387" w:history="1">
                 <w:r>
                   <w:rPr>
                     <w:rStyle w:val="Hipervnculo"/>
                     <w:noProof/>
                   </w:rPr>
-                  <w:t xml:space="preserve">Gráficos de rendimiento </w:t>
-                </w:r>
-                <w:r>
-                  <w:rPr>
-                    <w:rStyle w:val="Hipervnculo"/>
-                    <w:noProof/>
-                  </w:rPr>
-                  <w:t>Con índices</w:t>
+                  <w:t>Gráficos de rendimiento Con índices</w:t>
                 </w:r>
                 <w:r>
                   <w:rPr>
@@ -751,7 +786,7 @@
                     <w:noProof/>
                     <w:webHidden/>
                   </w:rPr>
-                  <w:instrText xml:space="preserve"> PAGEREF _Toc199160510 \h </w:instrText>
+                  <w:instrText xml:space="preserve"> PAGEREF _Toc199172387 \h </w:instrText>
                 </w:r>
                 <w:r>
                   <w:rPr>
@@ -796,7 +831,7 @@
                   <w:lang w:eastAsia="es-ES"/>
                 </w:rPr>
               </w:pPr>
-              <w:hyperlink w:anchor="_Toc199160511" w:history="1">
+              <w:hyperlink w:anchor="_Toc199172388" w:history="1">
                 <w:r>
                   <w:rPr>
                     <w:rStyle w:val="Hipervnculo"/>
@@ -823,7 +858,7 @@
                     <w:noProof/>
                     <w:webHidden/>
                   </w:rPr>
-                  <w:instrText xml:space="preserve"> PAGEREF _Toc199160511 \h </w:instrText>
+                  <w:instrText xml:space="preserve"> PAGEREF _Toc199172388 \h </w:instrText>
                 </w:r>
                 <w:r>
                   <w:rPr>
@@ -868,7 +903,7 @@
                   <w:lang w:eastAsia="es-ES"/>
                 </w:rPr>
               </w:pPr>
-              <w:hyperlink w:anchor="_Toc199160512" w:history="1">
+              <w:hyperlink w:anchor="_Toc199172389" w:history="1">
                 <w:r>
                   <w:rPr>
                     <w:rStyle w:val="Hipervnculo"/>
@@ -895,7 +930,7 @@
                     <w:noProof/>
                     <w:webHidden/>
                   </w:rPr>
-                  <w:instrText xml:space="preserve"> PAGEREF _Toc199160512 \h </w:instrText>
+                  <w:instrText xml:space="preserve"> PAGEREF _Toc199172389 \h </w:instrText>
                 </w:r>
                 <w:r>
                   <w:rPr>
@@ -940,7 +975,7 @@
                   <w:lang w:eastAsia="es-ES"/>
                 </w:rPr>
               </w:pPr>
-              <w:hyperlink w:anchor="_Toc199160513" w:history="1">
+              <w:hyperlink w:anchor="_Toc199172390" w:history="1">
                 <w:r>
                   <w:rPr>
                     <w:rStyle w:val="Hipervnculo"/>
@@ -967,7 +1002,7 @@
                     <w:noProof/>
                     <w:webHidden/>
                   </w:rPr>
-                  <w:instrText xml:space="preserve"> PAGEREF _Toc199160513 \h </w:instrText>
+                  <w:instrText xml:space="preserve"> PAGEREF _Toc199172390 \h </w:instrText>
                 </w:r>
                 <w:r>
                   <w:rPr>
@@ -1012,7 +1047,7 @@
                   <w:lang w:eastAsia="es-ES"/>
                 </w:rPr>
               </w:pPr>
-              <w:hyperlink w:anchor="_Toc199160514" w:history="1">
+              <w:hyperlink w:anchor="_Toc199172391" w:history="1">
                 <w:r>
                   <w:rPr>
                     <w:rStyle w:val="Hipervnculo"/>
@@ -1039,7 +1074,7 @@
                     <w:noProof/>
                     <w:webHidden/>
                   </w:rPr>
-                  <w:instrText xml:space="preserve"> PAGEREF _Toc199160514 \h </w:instrText>
+                  <w:instrText xml:space="preserve"> PAGEREF _Toc199172391 \h </w:instrText>
                 </w:r>
                 <w:r>
                   <w:rPr>
@@ -1084,7 +1119,7 @@
                   <w:lang w:eastAsia="es-ES"/>
                 </w:rPr>
               </w:pPr>
-              <w:hyperlink w:anchor="_Toc199160515" w:history="1">
+              <w:hyperlink w:anchor="_Toc199172392" w:history="1">
                 <w:r>
                   <w:rPr>
                     <w:rStyle w:val="Hipervnculo"/>
@@ -1111,7 +1146,7 @@
                     <w:noProof/>
                     <w:webHidden/>
                   </w:rPr>
-                  <w:instrText xml:space="preserve"> PAGEREF _Toc199160515 \h </w:instrText>
+                  <w:instrText xml:space="preserve"> PAGEREF _Toc199172392 \h </w:instrText>
                 </w:r>
                 <w:r>
                   <w:rPr>
@@ -1156,7 +1191,7 @@
                   <w:lang w:eastAsia="es-ES"/>
                 </w:rPr>
               </w:pPr>
-              <w:hyperlink w:anchor="_Toc199160517" w:history="1">
+              <w:hyperlink w:anchor="_Toc199172394" w:history="1">
                 <w:r>
                   <w:rPr>
                     <w:rStyle w:val="Hipervnculo"/>
@@ -1183,7 +1218,7 @@
                     <w:noProof/>
                     <w:webHidden/>
                   </w:rPr>
-                  <w:instrText xml:space="preserve"> PAGEREF _Toc199160517 \h </w:instrText>
+                  <w:instrText xml:space="preserve"> PAGEREF _Toc199172394 \h </w:instrText>
                 </w:r>
                 <w:r>
                   <w:rPr>
@@ -1228,7 +1263,7 @@
                   <w:lang w:eastAsia="es-ES"/>
                 </w:rPr>
               </w:pPr>
-              <w:hyperlink w:anchor="_Toc199160518" w:history="1">
+              <w:hyperlink w:anchor="_Toc199172395" w:history="1">
                 <w:r>
                   <w:rPr>
                     <w:rStyle w:val="Hipervnculo"/>
@@ -1255,7 +1290,7 @@
                     <w:noProof/>
                     <w:webHidden/>
                   </w:rPr>
-                  <w:instrText xml:space="preserve"> PAGEREF _Toc199160518 \h </w:instrText>
+                  <w:instrText xml:space="preserve"> PAGEREF _Toc199172395 \h </w:instrText>
                 </w:r>
                 <w:r>
                   <w:rPr>
@@ -1300,7 +1335,7 @@
                   <w:lang w:eastAsia="es-ES"/>
                 </w:rPr>
               </w:pPr>
-              <w:hyperlink w:anchor="_Toc199160519" w:history="1">
+              <w:hyperlink w:anchor="_Toc199172396" w:history="1">
                 <w:r>
                   <w:rPr>
                     <w:rStyle w:val="Hipervnculo"/>
@@ -1327,7 +1362,7 @@
                     <w:noProof/>
                     <w:webHidden/>
                   </w:rPr>
-                  <w:instrText xml:space="preserve"> PAGEREF _Toc199160519 \h </w:instrText>
+                  <w:instrText xml:space="preserve"> PAGEREF _Toc199172396 \h </w:instrText>
                 </w:r>
                 <w:r>
                   <w:rPr>
@@ -1372,7 +1407,7 @@
                   <w:lang w:eastAsia="es-ES"/>
                 </w:rPr>
               </w:pPr>
-              <w:hyperlink w:anchor="_Toc199160520" w:history="1">
+              <w:hyperlink w:anchor="_Toc199172397" w:history="1">
                 <w:r>
                   <w:rPr>
                     <w:rStyle w:val="Hipervnculo"/>
@@ -1399,7 +1434,79 @@
                     <w:noProof/>
                     <w:webHidden/>
                   </w:rPr>
-                  <w:instrText xml:space="preserve"> PAGEREF _Toc199160520 \h </w:instrText>
+                  <w:instrText xml:space="preserve"> PAGEREF _Toc199172397 \h </w:instrText>
+                </w:r>
+                <w:r>
+                  <w:rPr>
+                    <w:noProof/>
+                    <w:webHidden/>
+                  </w:rPr>
+                </w:r>
+                <w:r>
+                  <w:rPr>
+                    <w:noProof/>
+                    <w:webHidden/>
+                  </w:rPr>
+                  <w:fldChar w:fldCharType="separate"/>
+                </w:r>
+                <w:r>
+                  <w:rPr>
+                    <w:noProof/>
+                    <w:webHidden/>
+                  </w:rPr>
+                  <w:t>9</w:t>
+                </w:r>
+                <w:r>
+                  <w:rPr>
+                    <w:noProof/>
+                    <w:webHidden/>
+                  </w:rPr>
+                  <w:fldChar w:fldCharType="end"/>
+                </w:r>
+              </w:hyperlink>
+            </w:p>
+            <w:p>
+              <w:pPr>
+                <w:pStyle w:val="TDC1"/>
+                <w:tabs>
+                  <w:tab w:val="right" w:leader="dot" w:pos="8494"/>
+                </w:tabs>
+                <w:rPr>
+                  <w:rFonts w:eastAsiaTheme="minorEastAsia"/>
+                  <w:noProof/>
+                  <w:sz w:val="24"/>
+                  <w:szCs w:val="24"/>
+                  <w:lang w:eastAsia="es-ES"/>
+                </w:rPr>
+              </w:pPr>
+              <w:hyperlink w:anchor="_Toc199172398" w:history="1">
+                <w:r>
+                  <w:rPr>
+                    <w:rStyle w:val="Hipervnculo"/>
+                    <w:noProof/>
+                  </w:rPr>
+                  <w:t>Conslusión</w:t>
+                </w:r>
+                <w:r>
+                  <w:rPr>
+                    <w:noProof/>
+                    <w:webHidden/>
+                  </w:rPr>
+                  <w:tab/>
+                </w:r>
+                <w:r>
+                  <w:rPr>
+                    <w:noProof/>
+                    <w:webHidden/>
+                  </w:rPr>
+                  <w:fldChar w:fldCharType="begin"/>
+                </w:r>
+                <w:r>
+                  <w:rPr>
+                    <w:noProof/>
+                    <w:webHidden/>
+                  </w:rPr>
+                  <w:instrText xml:space="preserve"> PAGEREF _Toc199172398 \h </w:instrText>
                 </w:r>
                 <w:r>
                   <w:rPr>
@@ -1442,13 +1549,35 @@
           </w:sdtContent>
         </w:sdt>
         <w:p>
+          <w:pPr>
+            <w:rPr>
+              <w:sz w:val="36"/>
+              <w:szCs w:val="36"/>
+            </w:rPr>
+          </w:pPr>
+          <w:proofErr w:type="spellStart"/>
           <w:r>
             <w:rPr>
               <w:rFonts w:asciiTheme="majorHAnsi" w:hAnsiTheme="majorHAnsi" w:cstheme="majorHAnsi"/>
+              <w:sz w:val="36"/>
+              <w:szCs w:val="36"/>
             </w:rPr>
-            <w:t>Revision table</w:t>
+            <w:t>Revision</w:t>
+          </w:r>
+          <w:proofErr w:type="spellEnd"/>
+          <w:r>
+            <w:rPr>
+              <w:rFonts w:asciiTheme="majorHAnsi" w:hAnsiTheme="majorHAnsi" w:cstheme="majorHAnsi"/>
+              <w:sz w:val="36"/>
+              <w:szCs w:val="36"/>
+            </w:rPr>
+            <w:t xml:space="preserve"> table</w:t>
           </w:r>
           <w:r>
+            <w:rPr>
+              <w:sz w:val="36"/>
+              <w:szCs w:val="36"/>
+            </w:rPr>
             <w:t>:</w:t>
           </w:r>
         </w:p>
@@ -1469,12 +1598,28 @@
                 <w:tcW w:w="2831" w:type="dxa"/>
               </w:tcPr>
               <w:p>
+                <w:proofErr w:type="spellStart"/>
                 <w:r>
                   <w:rPr>
                     <w:rFonts w:asciiTheme="majorHAnsi" w:hAnsiTheme="majorHAnsi" w:cstheme="majorHAnsi"/>
                   </w:rPr>
-                  <w:t>revision number</w:t>
-                </w:r>
+                  <w:t>revision</w:t>
+                </w:r>
+                <w:proofErr w:type="spellEnd"/>
+                <w:r>
+                  <w:rPr>
+                    <w:rFonts w:asciiTheme="majorHAnsi" w:hAnsiTheme="majorHAnsi" w:cstheme="majorHAnsi"/>
+                  </w:rPr>
+                  <w:t xml:space="preserve"> </w:t>
+                </w:r>
+                <w:proofErr w:type="spellStart"/>
+                <w:r>
+                  <w:rPr>
+                    <w:rFonts w:asciiTheme="majorHAnsi" w:hAnsiTheme="majorHAnsi" w:cstheme="majorHAnsi"/>
+                  </w:rPr>
+                  <w:t>number</w:t>
+                </w:r>
+                <w:proofErr w:type="spellEnd"/>
               </w:p>
             </w:tc>
             <w:tc>
@@ -1499,8 +1644,16 @@
                   <w:rPr>
                     <w:rFonts w:asciiTheme="majorHAnsi" w:hAnsiTheme="majorHAnsi" w:cstheme="majorHAnsi"/>
                   </w:rPr>
-                  <w:t>short description</w:t>
-                </w:r>
+                  <w:t xml:space="preserve">short </w:t>
+                </w:r>
+                <w:proofErr w:type="spellStart"/>
+                <w:r>
+                  <w:rPr>
+                    <w:rFonts w:asciiTheme="majorHAnsi" w:hAnsiTheme="majorHAnsi" w:cstheme="majorHAnsi"/>
+                  </w:rPr>
+                  <w:t>description</w:t>
+                </w:r>
+                <w:proofErr w:type="spellEnd"/>
               </w:p>
             </w:tc>
           </w:tr>
@@ -1530,12 +1683,56 @@
                 <w:tcW w:w="2832" w:type="dxa"/>
               </w:tcPr>
               <w:p>
+                <w:proofErr w:type="spellStart"/>
                 <w:r>
                   <w:rPr>
                     <w:rFonts w:asciiTheme="majorHAnsi" w:hAnsiTheme="majorHAnsi" w:cstheme="majorHAnsi"/>
                   </w:rPr>
-                  <w:t>Chapter on functional testing</w:t>
-                </w:r>
+                  <w:t>Chapter</w:t>
+                </w:r>
+                <w:proofErr w:type="spellEnd"/>
+                <w:r>
+                  <w:rPr>
+                    <w:rFonts w:asciiTheme="majorHAnsi" w:hAnsiTheme="majorHAnsi" w:cstheme="majorHAnsi"/>
+                  </w:rPr>
+                  <w:t xml:space="preserve"> </w:t>
+                </w:r>
+                <w:proofErr w:type="spellStart"/>
+                <w:r>
+                  <w:rPr>
+                    <w:rFonts w:asciiTheme="majorHAnsi" w:hAnsiTheme="majorHAnsi" w:cstheme="majorHAnsi"/>
+                  </w:rPr>
+                  <w:t>on</w:t>
+                </w:r>
+                <w:proofErr w:type="spellEnd"/>
+                <w:r>
+                  <w:rPr>
+                    <w:rFonts w:asciiTheme="majorHAnsi" w:hAnsiTheme="majorHAnsi" w:cstheme="majorHAnsi"/>
+                  </w:rPr>
+                  <w:t xml:space="preserve"> </w:t>
+                </w:r>
+                <w:proofErr w:type="spellStart"/>
+                <w:r>
+                  <w:rPr>
+                    <w:rFonts w:asciiTheme="majorHAnsi" w:hAnsiTheme="majorHAnsi" w:cstheme="majorHAnsi"/>
+                  </w:rPr>
+                  <w:t>functional</w:t>
+                </w:r>
+                <w:proofErr w:type="spellEnd"/>
+                <w:r>
+                  <w:rPr>
+                    <w:rFonts w:asciiTheme="majorHAnsi" w:hAnsiTheme="majorHAnsi" w:cstheme="majorHAnsi"/>
+                  </w:rPr>
+                  <w:t xml:space="preserve"> </w:t>
+                </w:r>
+                <w:proofErr w:type="spellStart"/>
+                <w:r>
+                  <w:rPr>
+                    <w:rFonts w:asciiTheme="majorHAnsi" w:hAnsiTheme="majorHAnsi" w:cstheme="majorHAnsi"/>
+                  </w:rPr>
+                  <w:t>testing</w:t>
+                </w:r>
+                <w:proofErr w:type="spellEnd"/>
               </w:p>
             </w:tc>
           </w:tr>
@@ -1565,12 +1762,42 @@
                 <w:tcW w:w="2832" w:type="dxa"/>
               </w:tcPr>
               <w:p>
+                <w:proofErr w:type="spellStart"/>
                 <w:r>
                   <w:rPr>
                     <w:rFonts w:asciiTheme="majorHAnsi" w:hAnsiTheme="majorHAnsi" w:cstheme="majorHAnsi"/>
                   </w:rPr>
-                  <w:t>Chapter on performance testing</w:t>
-                </w:r>
+                  <w:t>Chapter</w:t>
+                </w:r>
+                <w:proofErr w:type="spellEnd"/>
+                <w:r>
+                  <w:rPr>
+                    <w:rFonts w:asciiTheme="majorHAnsi" w:hAnsiTheme="majorHAnsi" w:cstheme="majorHAnsi"/>
+                  </w:rPr>
+                  <w:t xml:space="preserve"> </w:t>
+                </w:r>
+                <w:proofErr w:type="spellStart"/>
+                <w:r>
+                  <w:rPr>
+                    <w:rFonts w:asciiTheme="majorHAnsi" w:hAnsiTheme="majorHAnsi" w:cstheme="majorHAnsi"/>
+                  </w:rPr>
+                  <w:t>on</w:t>
+                </w:r>
+                <w:proofErr w:type="spellEnd"/>
+                <w:r>
+                  <w:rPr>
+                    <w:rFonts w:asciiTheme="majorHAnsi" w:hAnsiTheme="majorHAnsi" w:cstheme="majorHAnsi"/>
+                  </w:rPr>
+                  <w:t xml:space="preserve"> performance </w:t>
+                </w:r>
+                <w:proofErr w:type="spellStart"/>
+                <w:r>
+                  <w:rPr>
+                    <w:rFonts w:asciiTheme="majorHAnsi" w:hAnsiTheme="majorHAnsi" w:cstheme="majorHAnsi"/>
+                  </w:rPr>
+                  <w:t>testing</w:t>
+                </w:r>
+                <w:proofErr w:type="spellEnd"/>
               </w:p>
             </w:tc>
           </w:tr>
@@ -1586,19 +1813,30 @@
       <w:pPr>
         <w:pStyle w:val="Ttulo"/>
       </w:pPr>
+      <w:proofErr w:type="spellStart"/>
       <w:r>
         <w:lastRenderedPageBreak/>
         <w:t>T</w:t>
       </w:r>
       <w:r>
-        <w:t>esting report</w:t>
-      </w:r>
+        <w:t>esting</w:t>
+      </w:r>
+      <w:proofErr w:type="spellEnd"/>
+      <w:r>
+        <w:t xml:space="preserve"> </w:t>
+      </w:r>
+      <w:proofErr w:type="spellStart"/>
+      <w:r>
+        <w:t>report</w:t>
+      </w:r>
+      <w:proofErr w:type="spellEnd"/>
     </w:p>
     <w:p>
       <w:pPr>
         <w:pStyle w:val="Ttulo1"/>
       </w:pPr>
-      <w:bookmarkStart w:id="0" w:name="_Toc199160505"/>
+      <w:bookmarkStart w:id="0" w:name="_Toc199172382"/>
+      <w:proofErr w:type="spellStart"/>
       <w:r>
         <w:t>Introduc</w:t>
       </w:r>
@@ -1609,13 +1847,38 @@
         <w:t>n</w:t>
       </w:r>
       <w:bookmarkEnd w:id="0"/>
-    </w:p>
-    <w:p>
-      <w:r>
-        <w:t>Este informe presenta los resultados obtenidos tras la ejecución de pruebas funcionales y de rendimiento en el sistema, enfocado en las funcionalidades de gestión de claims y tracking logs para el rol de assistance agent. El objetivo principal ha sido verificar que las operaciones esenciales como creación, visualización, actualización, publicación y eliminación</w:t>
-      </w:r>
-      <w:r>
-        <w:t>,</w:t>
+      <w:proofErr w:type="spellEnd"/>
+    </w:p>
+    <w:p>
+      <w:r>
+        <w:t xml:space="preserve">Este informe presenta los resultados obtenidos tras la ejecución de pruebas funcionales y de rendimiento en el sistema, enfocado en las funcionalidades de gestión de </w:t>
+      </w:r>
+      <w:proofErr w:type="spellStart"/>
+      <w:r>
+        <w:t>claims</w:t>
+      </w:r>
+      <w:proofErr w:type="spellEnd"/>
+      <w:r>
+        <w:t xml:space="preserve"> y tracking logs para el rol de </w:t>
+      </w:r>
+      <w:proofErr w:type="spellStart"/>
+      <w:r>
+        <w:t>assistance</w:t>
+      </w:r>
+      <w:proofErr w:type="spellEnd"/>
+      <w:r>
+        <w:t xml:space="preserve"> </w:t>
+      </w:r>
+      <w:proofErr w:type="spellStart"/>
+      <w:r>
+        <w:t>agent</w:t>
+      </w:r>
+      <w:proofErr w:type="spellEnd"/>
+      <w:r>
+        <w:t xml:space="preserve">. El objetivo principal ha sido verificar que las operaciones esenciales como creación, visualización, actualización, publicación y </w:t>
+      </w:r>
+      <w:r>
+        <w:t>eliminación</w:t>
       </w:r>
       <w:r>
         <w:t xml:space="preserve"> funcionan correctamente y que el sistema mantiene la seguridad frente a accesos no autorizados o manipulaciones maliciosas. Para ello, se han diseñado y ejecutado casos de prueba positivos, negativos y de hacking, garantizando la robustez y fiabilidad del sistema ante diferentes escenarios de uso y amenazas. Además, se han realizado pruebas de rendimiento evaluando la eficiencia y la respuesta del sistema bajo distintas condiciones.</w:t>
@@ -1625,15 +1888,65 @@
       <w:pPr>
         <w:pStyle w:val="Ttulo1"/>
       </w:pPr>
-      <w:bookmarkStart w:id="1" w:name="_Toc199160506"/>
-      <w:r>
-        <w:t>Chapter on functional testing</w:t>
+      <w:bookmarkStart w:id="1" w:name="_Toc199172383"/>
+      <w:proofErr w:type="spellStart"/>
+      <w:r>
+        <w:t>Chapter</w:t>
+      </w:r>
+      <w:proofErr w:type="spellEnd"/>
+      <w:r>
+        <w:t xml:space="preserve"> </w:t>
+      </w:r>
+      <w:proofErr w:type="spellStart"/>
+      <w:r>
+        <w:t>on</w:t>
+      </w:r>
+      <w:proofErr w:type="spellEnd"/>
+      <w:r>
+        <w:t xml:space="preserve"> </w:t>
+      </w:r>
+      <w:proofErr w:type="spellStart"/>
+      <w:r>
+        <w:t>functional</w:t>
+      </w:r>
+      <w:proofErr w:type="spellEnd"/>
+      <w:r>
+        <w:t xml:space="preserve"> </w:t>
+      </w:r>
+      <w:proofErr w:type="spellStart"/>
+      <w:r>
+        <w:t>testing</w:t>
       </w:r>
       <w:bookmarkEnd w:id="1"/>
-    </w:p>
-    <w:p>
-      <w:r>
-        <w:t>El paso previo a cada prueba ha sido loguearse como assistance agent, con el usuario “agent1” y la contraseña “agent1”.</w:t>
+      <w:proofErr w:type="spellEnd"/>
+    </w:p>
+    <w:p>
+      <w:r>
+        <w:t xml:space="preserve">El paso previo a cada prueba ha sido </w:t>
+      </w:r>
+      <w:proofErr w:type="spellStart"/>
+      <w:r>
+        <w:t>loguearse</w:t>
+      </w:r>
+      <w:proofErr w:type="spellEnd"/>
+      <w:r>
+        <w:t xml:space="preserve"> como </w:t>
+      </w:r>
+      <w:proofErr w:type="spellStart"/>
+      <w:r>
+        <w:t>assistance</w:t>
+      </w:r>
+      <w:proofErr w:type="spellEnd"/>
+      <w:r>
+        <w:t xml:space="preserve"> </w:t>
+      </w:r>
+      <w:proofErr w:type="spellStart"/>
+      <w:r>
+        <w:t>agent</w:t>
+      </w:r>
+      <w:proofErr w:type="spellEnd"/>
+      <w:r>
+        <w:t>, con el usuario “agent1” y la contraseña “agent1”.</w:t>
       </w:r>
       <w:r>
         <w:t xml:space="preserve"> Se han realizado casos de pruebas positivos, negativos y de hacking</w:t>
@@ -1643,11 +1956,13 @@
       <w:pPr>
         <w:pStyle w:val="Ttulo2"/>
       </w:pPr>
-      <w:bookmarkStart w:id="2" w:name="_Toc199160507"/>
+      <w:bookmarkStart w:id="2" w:name="_Toc199172384"/>
+      <w:proofErr w:type="spellStart"/>
       <w:r>
         <w:t>Claim</w:t>
       </w:r>
       <w:bookmarkEnd w:id="2"/>
+      <w:proofErr w:type="spellEnd"/>
     </w:p>
     <w:p>
       <w:r>
@@ -1661,14 +1976,27 @@
         <w:t>listar</w:t>
       </w:r>
       <w:r>
-        <w:t xml:space="preserve"> claims:</w:t>
+        <w:t xml:space="preserve"> </w:t>
+      </w:r>
+      <w:proofErr w:type="spellStart"/>
+      <w:r>
+        <w:t>claims</w:t>
+      </w:r>
+      <w:proofErr w:type="spellEnd"/>
+      <w:r>
+        <w:t>:</w:t>
       </w:r>
       <w:r>
         <w:br/>
         <w:t xml:space="preserve">Existen </w:t>
       </w:r>
-      <w:r>
-        <w:t xml:space="preserve">claims completadas, es decir, aquellas que han sido aceptadas o rechazadas. Para ello se ha accedido a ellas a través </w:t>
+      <w:proofErr w:type="spellStart"/>
+      <w:r>
+        <w:t>claims</w:t>
+      </w:r>
+      <w:proofErr w:type="spellEnd"/>
+      <w:r>
+        <w:t xml:space="preserve"> completadas, es decir, aquellas que han sido aceptadas o rechazadas. Para ello se ha accedido a ellas a través </w:t>
       </w:r>
       <w:r>
         <w:t>de</w:t>
@@ -1741,7 +2069,15 @@
         <w:t>También e</w:t>
       </w:r>
       <w:r>
-        <w:t xml:space="preserve">xisten claims </w:t>
+        <w:t xml:space="preserve">xisten </w:t>
+      </w:r>
+      <w:proofErr w:type="spellStart"/>
+      <w:r>
+        <w:t>claims</w:t>
+      </w:r>
+      <w:proofErr w:type="spellEnd"/>
+      <w:r>
+        <w:t xml:space="preserve"> </w:t>
       </w:r>
       <w:r>
         <w:t>pendientes</w:t>
@@ -1853,20 +2189,65 @@
         <w:t xml:space="preserve"> </w:t>
       </w:r>
       <w:r>
-        <w:t>las c</w:t>
-      </w:r>
-      <w:r>
-        <w:t xml:space="preserve">laims, </w:t>
-      </w:r>
-      <w:r>
-        <w:t xml:space="preserve">después se copió esa URL, tras ello el deslogueo y se pegó esa url, saliendo el correspondiente error </w:t>
+        <w:t xml:space="preserve">las </w:t>
+      </w:r>
+      <w:proofErr w:type="spellStart"/>
+      <w:r>
+        <w:t>c</w:t>
+      </w:r>
+      <w:r>
+        <w:t>laims</w:t>
+      </w:r>
+      <w:proofErr w:type="spellEnd"/>
+      <w:r>
+        <w:t xml:space="preserve">, </w:t>
+      </w:r>
+      <w:r>
+        <w:t xml:space="preserve">después se copió esa URL, tras ello el </w:t>
+      </w:r>
+      <w:proofErr w:type="spellStart"/>
+      <w:r>
+        <w:t>deslogueo</w:t>
+      </w:r>
+      <w:proofErr w:type="spellEnd"/>
+      <w:r>
+        <w:t xml:space="preserve"> y se pegó esa </w:t>
+      </w:r>
+      <w:proofErr w:type="spellStart"/>
+      <w:r>
+        <w:t>url</w:t>
+      </w:r>
+      <w:proofErr w:type="spellEnd"/>
+      <w:r>
+        <w:t xml:space="preserve">, saliendo el correspondiente error </w:t>
       </w:r>
       <w:r>
         <w:t>500 “</w:t>
       </w:r>
       <w:r>
-        <w:t>Access is not authorised</w:t>
-      </w:r>
+        <w:t xml:space="preserve">Access </w:t>
+      </w:r>
+      <w:proofErr w:type="spellStart"/>
+      <w:r>
+        <w:t>is</w:t>
+      </w:r>
+      <w:proofErr w:type="spellEnd"/>
+      <w:r>
+        <w:t xml:space="preserve"> </w:t>
+      </w:r>
+      <w:proofErr w:type="spellStart"/>
+      <w:r>
+        <w:t>not</w:t>
+      </w:r>
+      <w:proofErr w:type="spellEnd"/>
+      <w:r>
+        <w:t xml:space="preserve"> </w:t>
+      </w:r>
+      <w:proofErr w:type="spellStart"/>
+      <w:r>
+        <w:t>authorised</w:t>
+      </w:r>
+      <w:proofErr w:type="spellEnd"/>
       <w:r>
         <w:t>”.</w:t>
       </w:r>
@@ -1886,7 +2267,15 @@
         <w:t>mostrar</w:t>
       </w:r>
       <w:r>
-        <w:t xml:space="preserve"> las claims:</w:t>
+        <w:t xml:space="preserve"> las </w:t>
+      </w:r>
+      <w:proofErr w:type="spellStart"/>
+      <w:r>
+        <w:t>claims</w:t>
+      </w:r>
+      <w:proofErr w:type="spellEnd"/>
+      <w:r>
+        <w:t>:</w:t>
       </w:r>
     </w:p>
     <w:p>
@@ -1897,8 +2286,13 @@
         <w:t>Se ha accedido a ellas clicando en</w:t>
       </w:r>
       <w:r>
-        <w:t xml:space="preserve"> cualquiera de las claims</w:t>
-      </w:r>
+        <w:t xml:space="preserve"> cualquiera de las </w:t>
+      </w:r>
+      <w:proofErr w:type="spellStart"/>
+      <w:r>
+        <w:t>claims</w:t>
+      </w:r>
+      <w:proofErr w:type="spellEnd"/>
       <w:r>
         <w:t xml:space="preserve"> listadas</w:t>
       </w:r>
@@ -1917,7 +2311,15 @@
         <w:t>pulsó</w:t>
       </w:r>
       <w:r>
-        <w:t xml:space="preserve"> en una claim, después </w:t>
+        <w:t xml:space="preserve"> en una </w:t>
+      </w:r>
+      <w:proofErr w:type="spellStart"/>
+      <w:r>
+        <w:t>claim</w:t>
+      </w:r>
+      <w:proofErr w:type="spellEnd"/>
+      <w:r>
+        <w:t xml:space="preserve">, después </w:t>
       </w:r>
       <w:r>
         <w:t xml:space="preserve">se </w:t>
@@ -1932,8 +2334,13 @@
         <w:t xml:space="preserve">esa URL, </w:t>
       </w:r>
       <w:r>
-        <w:t>tras ello el deslogueo</w:t>
-      </w:r>
+        <w:t xml:space="preserve">tras ello el </w:t>
+      </w:r>
+      <w:proofErr w:type="spellStart"/>
+      <w:r>
+        <w:t>deslogueo</w:t>
+      </w:r>
+      <w:proofErr w:type="spellEnd"/>
       <w:r>
         <w:t xml:space="preserve"> y </w:t>
       </w:r>
@@ -1947,14 +2354,43 @@
         <w:t>ó</w:t>
       </w:r>
       <w:r>
-        <w:t xml:space="preserve"> esa url, saliendo el correspondiente error </w:t>
+        <w:t xml:space="preserve"> esa </w:t>
+      </w:r>
+      <w:proofErr w:type="spellStart"/>
+      <w:r>
+        <w:t>url</w:t>
+      </w:r>
+      <w:proofErr w:type="spellEnd"/>
+      <w:r>
+        <w:t xml:space="preserve">, saliendo el correspondiente error </w:t>
       </w:r>
       <w:r>
         <w:t>500 “</w:t>
       </w:r>
       <w:r>
-        <w:t>Access is not authorised</w:t>
-      </w:r>
+        <w:t xml:space="preserve">Access </w:t>
+      </w:r>
+      <w:proofErr w:type="spellStart"/>
+      <w:r>
+        <w:t>is</w:t>
+      </w:r>
+      <w:proofErr w:type="spellEnd"/>
+      <w:r>
+        <w:t xml:space="preserve"> </w:t>
+      </w:r>
+      <w:proofErr w:type="spellStart"/>
+      <w:r>
+        <w:t>not</w:t>
+      </w:r>
+      <w:proofErr w:type="spellEnd"/>
+      <w:r>
+        <w:t xml:space="preserve"> </w:t>
+      </w:r>
+      <w:proofErr w:type="spellStart"/>
+      <w:r>
+        <w:t>authorised</w:t>
+      </w:r>
+      <w:proofErr w:type="spellEnd"/>
       <w:r>
         <w:t>”.</w:t>
       </w:r>
@@ -1976,8 +2412,13 @@
       <w:r>
         <w:t xml:space="preserve"> una </w:t>
       </w:r>
-      <w:r>
-        <w:t>claim:</w:t>
+      <w:proofErr w:type="spellStart"/>
+      <w:r>
+        <w:t>claim</w:t>
+      </w:r>
+      <w:proofErr w:type="spellEnd"/>
+      <w:r>
+        <w:t>:</w:t>
       </w:r>
     </w:p>
     <w:p>
@@ -1991,7 +2432,23 @@
         <w:t xml:space="preserve">ón </w:t>
       </w:r>
       <w:r>
-        <w:t xml:space="preserve">“create” que aparece al listar las claims, después primeramente </w:t>
+        <w:t>“</w:t>
+      </w:r>
+      <w:proofErr w:type="spellStart"/>
+      <w:r>
+        <w:t>create</w:t>
+      </w:r>
+      <w:proofErr w:type="spellEnd"/>
+      <w:r>
+        <w:t xml:space="preserve">” que aparece al listar las </w:t>
+      </w:r>
+      <w:proofErr w:type="spellStart"/>
+      <w:r>
+        <w:t>claims</w:t>
+      </w:r>
+      <w:proofErr w:type="spellEnd"/>
+      <w:r>
+        <w:t xml:space="preserve">, después primeramente </w:t>
       </w:r>
       <w:r>
         <w:t xml:space="preserve">se </w:t>
@@ -2000,7 +2457,23 @@
         <w:t xml:space="preserve">dejaban en blanco todos </w:t>
       </w:r>
       <w:r>
-        <w:t>los atributos de claim y se le daba al botón de “create” que existe en esta vista</w:t>
+        <w:t xml:space="preserve">los atributos de </w:t>
+      </w:r>
+      <w:proofErr w:type="spellStart"/>
+      <w:r>
+        <w:t>claim</w:t>
+      </w:r>
+      <w:proofErr w:type="spellEnd"/>
+      <w:r>
+        <w:t xml:space="preserve"> y se le daba al botón de “</w:t>
+      </w:r>
+      <w:proofErr w:type="spellStart"/>
+      <w:r>
+        <w:t>create</w:t>
+      </w:r>
+      <w:proofErr w:type="spellEnd"/>
+      <w:r>
+        <w:t>” que existe en esta vista</w:t>
       </w:r>
       <w:r>
         <w:t xml:space="preserve">, esperando </w:t>
@@ -2036,10 +2509,26 @@
         <w:t xml:space="preserve"> del Excel </w:t>
       </w:r>
       <w:r>
-        <w:t>“Sample-Data”</w:t>
-      </w:r>
-      <w:r>
-        <w:t>, dándole a “create”</w:t>
+        <w:t>“</w:t>
+      </w:r>
+      <w:proofErr w:type="spellStart"/>
+      <w:r>
+        <w:t>Sample</w:t>
+      </w:r>
+      <w:proofErr w:type="spellEnd"/>
+      <w:r>
+        <w:t>-Data”</w:t>
+      </w:r>
+      <w:r>
+        <w:t>, dándole a “</w:t>
+      </w:r>
+      <w:proofErr w:type="spellStart"/>
+      <w:r>
+        <w:t>create</w:t>
+      </w:r>
+      <w:proofErr w:type="spellEnd"/>
+      <w:r>
+        <w:t>”</w:t>
       </w:r>
       <w:r>
         <w:t xml:space="preserve"> </w:t>
@@ -2071,11 +2560,25 @@
       <w:r>
         <w:t>“</w:t>
       </w:r>
-      <w:r>
-        <w:t xml:space="preserve">Registration </w:t>
-      </w:r>
-      <w:r>
-        <w:t>moment” no pued</w:t>
+      <w:proofErr w:type="spellStart"/>
+      <w:r>
+        <w:t>Registration</w:t>
+      </w:r>
+      <w:proofErr w:type="spellEnd"/>
+      <w:r>
+        <w:t xml:space="preserve"> </w:t>
+      </w:r>
+      <w:proofErr w:type="spellStart"/>
+      <w:r>
+        <w:t>moment</w:t>
+      </w:r>
+      <w:proofErr w:type="spellEnd"/>
+      <w:r>
+        <w:t xml:space="preserve">” no </w:t>
+      </w:r>
+      <w:proofErr w:type="spellStart"/>
+      <w:r>
+        <w:t>pued</w:t>
       </w:r>
       <w:r>
         <w:t>i</w:t>
@@ -2086,6 +2589,7 @@
       <w:r>
         <w:t>ra</w:t>
       </w:r>
+      <w:proofErr w:type="spellEnd"/>
       <w:r>
         <w:t xml:space="preserve"> ser anterior a </w:t>
       </w:r>
@@ -2093,10 +2597,26 @@
         <w:t>una</w:t>
       </w:r>
       <w:r>
-        <w:t xml:space="preserve"> leg asociada. Por último, </w:t>
-      </w:r>
-      <w:r>
-        <w:t>se creaba una claim con todos los atributos positivos.</w:t>
+        <w:t xml:space="preserve"> </w:t>
+      </w:r>
+      <w:proofErr w:type="spellStart"/>
+      <w:r>
+        <w:t>leg</w:t>
+      </w:r>
+      <w:proofErr w:type="spellEnd"/>
+      <w:r>
+        <w:t xml:space="preserve"> asociada. Por último, </w:t>
+      </w:r>
+      <w:r>
+        <w:t xml:space="preserve">se creaba una </w:t>
+      </w:r>
+      <w:proofErr w:type="spellStart"/>
+      <w:r>
+        <w:t>claim</w:t>
+      </w:r>
+      <w:proofErr w:type="spellEnd"/>
+      <w:r>
+        <w:t xml:space="preserve"> con todos los atributos positivos.</w:t>
       </w:r>
     </w:p>
     <w:p>
@@ -2119,8 +2639,13 @@
         <w:t xml:space="preserve">se </w:t>
       </w:r>
       <w:r>
-        <w:t>probaba el enumerado “Type</w:t>
-      </w:r>
+        <w:t>probaba el enumerado “</w:t>
+      </w:r>
+      <w:proofErr w:type="spellStart"/>
+      <w:r>
+        <w:t>Type</w:t>
+      </w:r>
+      <w:proofErr w:type="spellEnd"/>
       <w:r>
         <w:t>”</w:t>
       </w:r>
@@ -2128,7 +2653,15 @@
         <w:t xml:space="preserve"> </w:t>
       </w:r>
       <w:r>
-        <w:t xml:space="preserve">cambiando la propiedad “value” </w:t>
+        <w:t>cambiando la propiedad “</w:t>
+      </w:r>
+      <w:proofErr w:type="spellStart"/>
+      <w:r>
+        <w:t>value</w:t>
+      </w:r>
+      <w:proofErr w:type="spellEnd"/>
+      <w:r>
+        <w:t xml:space="preserve">” </w:t>
       </w:r>
       <w:r>
         <w:t xml:space="preserve">por cualquiera que </w:t>
@@ -2140,10 +2673,39 @@
         <w:t>a</w:t>
       </w:r>
       <w:r>
-        <w:t xml:space="preserve"> ese enum</w:t>
-      </w:r>
-      <w:r>
-        <w:t>, esparando un “Invalid value”</w:t>
+        <w:t xml:space="preserve"> ese </w:t>
+      </w:r>
+      <w:proofErr w:type="spellStart"/>
+      <w:r>
+        <w:t>enum</w:t>
+      </w:r>
+      <w:proofErr w:type="spellEnd"/>
+      <w:r>
+        <w:t xml:space="preserve">, </w:t>
+      </w:r>
+      <w:proofErr w:type="spellStart"/>
+      <w:r>
+        <w:t>esparando</w:t>
+      </w:r>
+      <w:proofErr w:type="spellEnd"/>
+      <w:r>
+        <w:t xml:space="preserve"> un “</w:t>
+      </w:r>
+      <w:proofErr w:type="spellStart"/>
+      <w:r>
+        <w:t>Invalid</w:t>
+      </w:r>
+      <w:proofErr w:type="spellEnd"/>
+      <w:r>
+        <w:t xml:space="preserve"> </w:t>
+      </w:r>
+      <w:proofErr w:type="spellStart"/>
+      <w:r>
+        <w:t>value</w:t>
+      </w:r>
+      <w:proofErr w:type="spellEnd"/>
+      <w:r>
+        <w:t>”</w:t>
       </w:r>
       <w:r>
         <w:t xml:space="preserve">. </w:t>
@@ -2155,14 +2717,40 @@
         <w:t xml:space="preserve">ealizaba lo </w:t>
       </w:r>
       <w:r>
-        <w:t xml:space="preserve">mismo con el choices perteneciente a “Leg” cambiando </w:t>
-      </w:r>
-      <w:r>
-        <w:t xml:space="preserve">la propiedad “value” por cualquier id que no fuera perteneciente a ese </w:t>
-      </w:r>
+        <w:t xml:space="preserve">mismo con el </w:t>
+      </w:r>
+      <w:proofErr w:type="spellStart"/>
       <w:r>
         <w:t>choices</w:t>
       </w:r>
+      <w:proofErr w:type="spellEnd"/>
+      <w:r>
+        <w:t xml:space="preserve"> perteneciente a “</w:t>
+      </w:r>
+      <w:proofErr w:type="spellStart"/>
+      <w:r>
+        <w:t>Leg</w:t>
+      </w:r>
+      <w:proofErr w:type="spellEnd"/>
+      <w:r>
+        <w:t xml:space="preserve">” cambiando </w:t>
+      </w:r>
+      <w:r>
+        <w:t>la propiedad “</w:t>
+      </w:r>
+      <w:proofErr w:type="spellStart"/>
+      <w:r>
+        <w:t>value</w:t>
+      </w:r>
+      <w:proofErr w:type="spellEnd"/>
+      <w:r>
+        <w:t xml:space="preserve">” por cualquier id que no fuera perteneciente a ese </w:t>
+      </w:r>
+      <w:proofErr w:type="spellStart"/>
+      <w:r>
+        <w:t>choices</w:t>
+      </w:r>
+      <w:proofErr w:type="spellEnd"/>
       <w:r>
         <w:t xml:space="preserve">, saliendo el correspondiente error </w:t>
       </w:r>
@@ -2170,8 +2758,29 @@
         <w:t>500 “</w:t>
       </w:r>
       <w:r>
-        <w:t>Access is not authorised</w:t>
-      </w:r>
+        <w:t xml:space="preserve">Access </w:t>
+      </w:r>
+      <w:proofErr w:type="spellStart"/>
+      <w:r>
+        <w:t>is</w:t>
+      </w:r>
+      <w:proofErr w:type="spellEnd"/>
+      <w:r>
+        <w:t xml:space="preserve"> </w:t>
+      </w:r>
+      <w:proofErr w:type="spellStart"/>
+      <w:r>
+        <w:t>not</w:t>
+      </w:r>
+      <w:proofErr w:type="spellEnd"/>
+      <w:r>
+        <w:t xml:space="preserve"> </w:t>
+      </w:r>
+      <w:proofErr w:type="spellStart"/>
+      <w:r>
+        <w:t>authorised</w:t>
+      </w:r>
+      <w:proofErr w:type="spellEnd"/>
       <w:r>
         <w:t>”</w:t>
       </w:r>
@@ -2182,7 +2791,23 @@
         <w:t xml:space="preserve"> Tras ello, se realizaba el mismo procedimiento</w:t>
       </w:r>
       <w:r>
-        <w:t xml:space="preserve"> para el atributo readonly “indicator”, en este caso no </w:t>
+        <w:t xml:space="preserve"> para el atributo </w:t>
+      </w:r>
+      <w:proofErr w:type="spellStart"/>
+      <w:r>
+        <w:t>readonly</w:t>
+      </w:r>
+      <w:proofErr w:type="spellEnd"/>
+      <w:r>
+        <w:t xml:space="preserve"> “</w:t>
+      </w:r>
+      <w:proofErr w:type="spellStart"/>
+      <w:r>
+        <w:t>indicator</w:t>
+      </w:r>
+      <w:proofErr w:type="spellEnd"/>
+      <w:r>
+        <w:t xml:space="preserve">”, en este caso no </w:t>
       </w:r>
       <w:r>
         <w:t xml:space="preserve">aparecía ningún </w:t>
@@ -2209,13 +2834,37 @@
         <w:t xml:space="preserve">intentaba crear </w:t>
       </w:r>
       <w:r>
-        <w:t>una claim, después se copiaba esa URL</w:t>
-      </w:r>
-      <w:r>
-        <w:t xml:space="preserve"> de “create”</w:t>
-      </w:r>
-      <w:r>
-        <w:t>, tras ello el deslogueo y se peg</w:t>
+        <w:t xml:space="preserve">una </w:t>
+      </w:r>
+      <w:proofErr w:type="spellStart"/>
+      <w:r>
+        <w:t>claim</w:t>
+      </w:r>
+      <w:proofErr w:type="spellEnd"/>
+      <w:r>
+        <w:t>, después se copiaba esa URL</w:t>
+      </w:r>
+      <w:r>
+        <w:t xml:space="preserve"> de “</w:t>
+      </w:r>
+      <w:proofErr w:type="spellStart"/>
+      <w:r>
+        <w:t>create</w:t>
+      </w:r>
+      <w:proofErr w:type="spellEnd"/>
+      <w:r>
+        <w:t>”</w:t>
+      </w:r>
+      <w:r>
+        <w:t xml:space="preserve">, tras ello el </w:t>
+      </w:r>
+      <w:proofErr w:type="spellStart"/>
+      <w:r>
+        <w:t>deslogueo</w:t>
+      </w:r>
+      <w:proofErr w:type="spellEnd"/>
+      <w:r>
+        <w:t xml:space="preserve"> y se peg</w:t>
       </w:r>
       <w:r>
         <w:t>aba</w:t>
@@ -2233,8 +2882,29 @@
         <w:t>500 “</w:t>
       </w:r>
       <w:r>
-        <w:t>Access is not authorised</w:t>
-      </w:r>
+        <w:t xml:space="preserve">Access </w:t>
+      </w:r>
+      <w:proofErr w:type="spellStart"/>
+      <w:r>
+        <w:t>is</w:t>
+      </w:r>
+      <w:proofErr w:type="spellEnd"/>
+      <w:r>
+        <w:t xml:space="preserve"> </w:t>
+      </w:r>
+      <w:proofErr w:type="spellStart"/>
+      <w:r>
+        <w:t>not</w:t>
+      </w:r>
+      <w:proofErr w:type="spellEnd"/>
+      <w:r>
+        <w:t xml:space="preserve"> </w:t>
+      </w:r>
+      <w:proofErr w:type="spellStart"/>
+      <w:r>
+        <w:t>authorised</w:t>
+      </w:r>
+      <w:proofErr w:type="spellEnd"/>
       <w:r>
         <w:t>”.</w:t>
       </w:r>
@@ -2254,8 +2924,13 @@
         <w:t>actualizar</w:t>
       </w:r>
       <w:r>
-        <w:t xml:space="preserve"> una claim</w:t>
-      </w:r>
+        <w:t xml:space="preserve"> una </w:t>
+      </w:r>
+      <w:proofErr w:type="spellStart"/>
+      <w:r>
+        <w:t>claim</w:t>
+      </w:r>
+      <w:proofErr w:type="spellEnd"/>
       <w:r>
         <w:t>:</w:t>
       </w:r>
@@ -2265,7 +2940,15 @@
         <w:spacing w:after="0"/>
       </w:pPr>
       <w:r>
-        <w:t xml:space="preserve">Se ha clicado sobre una claim </w:t>
+        <w:t xml:space="preserve">Se ha clicado sobre una </w:t>
+      </w:r>
+      <w:proofErr w:type="spellStart"/>
+      <w:r>
+        <w:t>claim</w:t>
+      </w:r>
+      <w:proofErr w:type="spellEnd"/>
+      <w:r>
+        <w:t xml:space="preserve"> </w:t>
       </w:r>
       <w:r>
         <w:t>listada</w:t>
@@ -2303,8 +2986,13 @@
       <w:r>
         <w:t xml:space="preserve">dido de intentar actualizar una </w:t>
       </w:r>
-      <w:r>
-        <w:t>claim que</w:t>
+      <w:proofErr w:type="spellStart"/>
+      <w:r>
+        <w:t>claim</w:t>
+      </w:r>
+      <w:proofErr w:type="spellEnd"/>
+      <w:r>
+        <w:t xml:space="preserve"> que</w:t>
       </w:r>
       <w:r>
         <w:t xml:space="preserve"> ya</w:t>
@@ -2333,8 +3021,13 @@
       <w:r>
         <w:t xml:space="preserve">una </w:t>
       </w:r>
-      <w:r>
-        <w:t xml:space="preserve">claim publicada y se ha cambiado </w:t>
+      <w:proofErr w:type="spellStart"/>
+      <w:r>
+        <w:t>claim</w:t>
+      </w:r>
+      <w:proofErr w:type="spellEnd"/>
+      <w:r>
+        <w:t xml:space="preserve"> publicada y se ha cambiado </w:t>
       </w:r>
       <w:r>
         <w:t>en la URL “</w:t>
@@ -2343,7 +3036,15 @@
         <w:t>show” por</w:t>
       </w:r>
       <w:r>
-        <w:t xml:space="preserve"> “update”</w:t>
+        <w:t xml:space="preserve"> “</w:t>
+      </w:r>
+      <w:proofErr w:type="spellStart"/>
+      <w:r>
+        <w:t>update</w:t>
+      </w:r>
+      <w:proofErr w:type="spellEnd"/>
+      <w:r>
+        <w:t>”</w:t>
       </w:r>
       <w:r>
         <w:t xml:space="preserve">, saliendo el correspondiente error </w:t>
@@ -2352,8 +3053,29 @@
         <w:t>500 “</w:t>
       </w:r>
       <w:r>
-        <w:t>Access is not authorised</w:t>
-      </w:r>
+        <w:t xml:space="preserve">Access </w:t>
+      </w:r>
+      <w:proofErr w:type="spellStart"/>
+      <w:r>
+        <w:t>is</w:t>
+      </w:r>
+      <w:proofErr w:type="spellEnd"/>
+      <w:r>
+        <w:t xml:space="preserve"> </w:t>
+      </w:r>
+      <w:proofErr w:type="spellStart"/>
+      <w:r>
+        <w:t>not</w:t>
+      </w:r>
+      <w:proofErr w:type="spellEnd"/>
+      <w:r>
+        <w:t xml:space="preserve"> </w:t>
+      </w:r>
+      <w:proofErr w:type="spellStart"/>
+      <w:r>
+        <w:t>authorised</w:t>
+      </w:r>
+      <w:proofErr w:type="spellEnd"/>
       <w:r>
         <w:t>”.</w:t>
       </w:r>
@@ -2361,7 +3083,15 @@
         <w:t xml:space="preserve"> </w:t>
       </w:r>
       <w:r>
-        <w:t>Como se ha mencionado, el resto del procedimiento es el mismo que para crear una claim.</w:t>
+        <w:t xml:space="preserve">Como se ha mencionado, el resto del procedimiento es el mismo que para crear una </w:t>
+      </w:r>
+      <w:proofErr w:type="spellStart"/>
+      <w:r>
+        <w:t>claim</w:t>
+      </w:r>
+      <w:proofErr w:type="spellEnd"/>
+      <w:r>
+        <w:t>.</w:t>
       </w:r>
     </w:p>
     <w:p>
@@ -2379,7 +3109,15 @@
         <w:t>publicar</w:t>
       </w:r>
       <w:r>
-        <w:t xml:space="preserve"> una claim:</w:t>
+        <w:t xml:space="preserve"> una </w:t>
+      </w:r>
+      <w:proofErr w:type="spellStart"/>
+      <w:r>
+        <w:t>claim</w:t>
+      </w:r>
+      <w:proofErr w:type="spellEnd"/>
+      <w:r>
+        <w:t>:</w:t>
       </w:r>
     </w:p>
     <w:p>
@@ -2387,22 +3125,37 @@
         <w:t xml:space="preserve">Se ha seguido el mismo procedimiento que </w:t>
       </w:r>
       <w:r>
-        <w:t>para actualizar una claim</w:t>
-      </w:r>
+        <w:t xml:space="preserve">para actualizar una </w:t>
+      </w:r>
+      <w:proofErr w:type="spellStart"/>
+      <w:r>
+        <w:t>claim</w:t>
+      </w:r>
+      <w:proofErr w:type="spellEnd"/>
       <w:r>
         <w:t xml:space="preserve">, solo que en </w:t>
       </w:r>
       <w:r>
         <w:t>la URL se ha cambiado “show” por “</w:t>
       </w:r>
+      <w:proofErr w:type="spellStart"/>
       <w:r>
         <w:t>publish</w:t>
       </w:r>
+      <w:proofErr w:type="spellEnd"/>
       <w:r>
         <w:t>”,</w:t>
       </w:r>
       <w:r>
-        <w:t xml:space="preserve"> en vez de “show” por “update”.</w:t>
+        <w:t xml:space="preserve"> en vez de “show” por “</w:t>
+      </w:r>
+      <w:proofErr w:type="spellStart"/>
+      <w:r>
+        <w:t>update</w:t>
+      </w:r>
+      <w:proofErr w:type="spellEnd"/>
+      <w:r>
+        <w:t>”.</w:t>
       </w:r>
     </w:p>
     <w:p>
@@ -2420,7 +3173,15 @@
         <w:t>eliminar</w:t>
       </w:r>
       <w:r>
-        <w:t xml:space="preserve"> una claim:</w:t>
+        <w:t xml:space="preserve"> una </w:t>
+      </w:r>
+      <w:proofErr w:type="spellStart"/>
+      <w:r>
+        <w:t>claim</w:t>
+      </w:r>
+      <w:proofErr w:type="spellEnd"/>
+      <w:r>
+        <w:t>:</w:t>
       </w:r>
     </w:p>
     <w:p>
@@ -2428,7 +3189,23 @@
         <w:spacing w:after="0"/>
       </w:pPr>
       <w:r>
-        <w:t xml:space="preserve">Se ha pulsado el botón “delete” que aparece al mostrar una claim no publicada. </w:t>
+        <w:t>Se ha pulsado el botón “</w:t>
+      </w:r>
+      <w:proofErr w:type="spellStart"/>
+      <w:r>
+        <w:t>delete</w:t>
+      </w:r>
+      <w:proofErr w:type="spellEnd"/>
+      <w:r>
+        <w:t xml:space="preserve">” que aparece al mostrar una </w:t>
+      </w:r>
+      <w:proofErr w:type="spellStart"/>
+      <w:r>
+        <w:t>claim</w:t>
+      </w:r>
+      <w:proofErr w:type="spellEnd"/>
+      <w:r>
+        <w:t xml:space="preserve"> no publicada. </w:t>
       </w:r>
       <w:r>
         <w:t>También</w:t>
@@ -2436,17 +3213,40 @@
       <w:r>
         <w:t>, se ha sustituido en la URL “show” por “</w:t>
       </w:r>
+      <w:proofErr w:type="spellStart"/>
       <w:r>
         <w:t>delete</w:t>
       </w:r>
+      <w:proofErr w:type="spellEnd"/>
       <w:r>
         <w:t>”</w:t>
       </w:r>
       <w:r>
-        <w:t xml:space="preserve"> tras mostrar una claim</w:t>
-      </w:r>
-      <w:r>
-        <w:t>, para que así se cubriera el método “unbind” de “delete”.</w:t>
+        <w:t xml:space="preserve"> tras mostrar una </w:t>
+      </w:r>
+      <w:proofErr w:type="spellStart"/>
+      <w:r>
+        <w:t>claim</w:t>
+      </w:r>
+      <w:proofErr w:type="spellEnd"/>
+      <w:r>
+        <w:t>, para que así se cubriera el método “</w:t>
+      </w:r>
+      <w:proofErr w:type="spellStart"/>
+      <w:r>
+        <w:t>unbind</w:t>
+      </w:r>
+      <w:proofErr w:type="spellEnd"/>
+      <w:r>
+        <w:t>” de “</w:t>
+      </w:r>
+      <w:proofErr w:type="spellStart"/>
+      <w:r>
+        <w:t>delete</w:t>
+      </w:r>
+      <w:proofErr w:type="spellEnd"/>
+      <w:r>
+        <w:t>”.</w:t>
       </w:r>
     </w:p>
     <w:p>
@@ -2454,14 +3254,43 @@
         <w:t xml:space="preserve">Para </w:t>
       </w:r>
       <w:r>
-        <w:t xml:space="preserve">el hacking se ha cambiado en la URL “show” por “delete”, saliendo el correspondiente error </w:t>
+        <w:t>el hacking se ha cambiado en la URL “show” por “</w:t>
+      </w:r>
+      <w:proofErr w:type="spellStart"/>
+      <w:r>
+        <w:t>delete</w:t>
+      </w:r>
+      <w:proofErr w:type="spellEnd"/>
+      <w:r>
+        <w:t xml:space="preserve">”, saliendo el correspondiente error </w:t>
       </w:r>
       <w:r>
         <w:t>500 “</w:t>
       </w:r>
       <w:r>
-        <w:t>Access is not authorised</w:t>
-      </w:r>
+        <w:t xml:space="preserve">Access </w:t>
+      </w:r>
+      <w:proofErr w:type="spellStart"/>
+      <w:r>
+        <w:t>is</w:t>
+      </w:r>
+      <w:proofErr w:type="spellEnd"/>
+      <w:r>
+        <w:t xml:space="preserve"> </w:t>
+      </w:r>
+      <w:proofErr w:type="spellStart"/>
+      <w:r>
+        <w:t>not</w:t>
+      </w:r>
+      <w:proofErr w:type="spellEnd"/>
+      <w:r>
+        <w:t xml:space="preserve"> </w:t>
+      </w:r>
+      <w:proofErr w:type="spellStart"/>
+      <w:r>
+        <w:t>authorised</w:t>
+      </w:r>
+      <w:proofErr w:type="spellEnd"/>
       <w:r>
         <w:t>”</w:t>
       </w:r>
@@ -2469,13 +3298,45 @@
         <w:t>,</w:t>
       </w:r>
       <w:r>
-        <w:t xml:space="preserve"> habiendo mostrado previamente una claim publicada.</w:t>
-      </w:r>
-      <w:r>
-        <w:t xml:space="preserve"> Por último, se mostraba una claim, después se copiaba esa URL, tras ello el deslogueo y se pegaba esa URL</w:t>
-      </w:r>
-      <w:r>
-        <w:t xml:space="preserve"> sustituyendo “show” por “delete”</w:t>
+        <w:t xml:space="preserve"> habiendo mostrado previamente una </w:t>
+      </w:r>
+      <w:proofErr w:type="spellStart"/>
+      <w:r>
+        <w:t>claim</w:t>
+      </w:r>
+      <w:proofErr w:type="spellEnd"/>
+      <w:r>
+        <w:t xml:space="preserve"> publicada.</w:t>
+      </w:r>
+      <w:r>
+        <w:t xml:space="preserve"> Por último, se mostraba una </w:t>
+      </w:r>
+      <w:proofErr w:type="spellStart"/>
+      <w:r>
+        <w:t>claim</w:t>
+      </w:r>
+      <w:proofErr w:type="spellEnd"/>
+      <w:r>
+        <w:t xml:space="preserve">, después se copiaba esa URL, tras ello el </w:t>
+      </w:r>
+      <w:proofErr w:type="spellStart"/>
+      <w:r>
+        <w:t>deslogueo</w:t>
+      </w:r>
+      <w:proofErr w:type="spellEnd"/>
+      <w:r>
+        <w:t xml:space="preserve"> y se pegaba esa URL</w:t>
+      </w:r>
+      <w:r>
+        <w:t xml:space="preserve"> sustituyendo “show” por “</w:t>
+      </w:r>
+      <w:proofErr w:type="spellStart"/>
+      <w:r>
+        <w:t>delete</w:t>
+      </w:r>
+      <w:proofErr w:type="spellEnd"/>
+      <w:r>
+        <w:t>”</w:t>
       </w:r>
       <w:r>
         <w:t xml:space="preserve">, saliendo el correspondiente error </w:t>
@@ -2484,8 +3345,29 @@
         <w:t>500 “</w:t>
       </w:r>
       <w:r>
-        <w:t>Access is not authorised</w:t>
-      </w:r>
+        <w:t xml:space="preserve">Access </w:t>
+      </w:r>
+      <w:proofErr w:type="spellStart"/>
+      <w:r>
+        <w:t>is</w:t>
+      </w:r>
+      <w:proofErr w:type="spellEnd"/>
+      <w:r>
+        <w:t xml:space="preserve"> </w:t>
+      </w:r>
+      <w:proofErr w:type="spellStart"/>
+      <w:r>
+        <w:t>not</w:t>
+      </w:r>
+      <w:proofErr w:type="spellEnd"/>
+      <w:r>
+        <w:t xml:space="preserve"> </w:t>
+      </w:r>
+      <w:proofErr w:type="spellStart"/>
+      <w:r>
+        <w:t>authorised</w:t>
+      </w:r>
+      <w:proofErr w:type="spellEnd"/>
       <w:r>
         <w:t>”.</w:t>
       </w:r>
@@ -2494,7 +3376,7 @@
       <w:pPr>
         <w:pStyle w:val="Ttulo2"/>
       </w:pPr>
-      <w:bookmarkStart w:id="3" w:name="_Toc199160508"/>
+      <w:bookmarkStart w:id="3" w:name="_Toc199172385"/>
       <w:r>
         <w:t>Tracking Log</w:t>
       </w:r>
@@ -2577,8 +3459,21 @@
         </w:drawing>
       </w:r>
       <w:r>
-        <w:t>Los tracking logs se encuentran asociados a sus claims correspondientes, es por ello que para poder acceder a ellos es necesario hacerlo antes a dichas claims</w:t>
-      </w:r>
+        <w:t xml:space="preserve">Los tracking logs se encuentran asociados a sus </w:t>
+      </w:r>
+      <w:proofErr w:type="spellStart"/>
+      <w:r>
+        <w:t>claims</w:t>
+      </w:r>
+      <w:proofErr w:type="spellEnd"/>
+      <w:r>
+        <w:t xml:space="preserve"> correspondientes, es por ello que para poder acceder a ellos es necesario hacerlo antes a dichas </w:t>
+      </w:r>
+      <w:proofErr w:type="spellStart"/>
+      <w:r>
+        <w:t>claims</w:t>
+      </w:r>
+      <w:proofErr w:type="spellEnd"/>
       <w:r>
         <w:t>. Para ello</w:t>
       </w:r>
@@ -2592,7 +3487,15 @@
         <w:t xml:space="preserve">se pulsa en el siguiente botón que </w:t>
       </w:r>
       <w:r>
-        <w:t>hay visible al mostrar una claim:</w:t>
+        <w:t xml:space="preserve">hay visible al mostrar una </w:t>
+      </w:r>
+      <w:proofErr w:type="spellStart"/>
+      <w:r>
+        <w:t>claim</w:t>
+      </w:r>
+      <w:proofErr w:type="spellEnd"/>
+      <w:r>
+        <w:t>:</w:t>
       </w:r>
     </w:p>
     <w:p>
@@ -2611,19 +3514,64 @@
         <w:t xml:space="preserve">se listan todos los tracking logs </w:t>
       </w:r>
       <w:r>
-        <w:t>correspondientes a una claim.</w:t>
-      </w:r>
-    </w:p>
-    <w:p>
-      <w:r>
-        <w:t xml:space="preserve">Para el hacking, primero se listaron los tracking logs, después se copió esa URL, tras ello el deslogueo y se pegó esa url, saliendo el correspondiente error </w:t>
+        <w:t xml:space="preserve">correspondientes a una </w:t>
+      </w:r>
+      <w:proofErr w:type="spellStart"/>
+      <w:r>
+        <w:t>claim</w:t>
+      </w:r>
+      <w:proofErr w:type="spellEnd"/>
+      <w:r>
+        <w:t>.</w:t>
+      </w:r>
+    </w:p>
+    <w:p>
+      <w:r>
+        <w:t xml:space="preserve">Para el hacking, primero se listaron los tracking logs, después se copió esa URL, tras ello el </w:t>
+      </w:r>
+      <w:proofErr w:type="spellStart"/>
+      <w:r>
+        <w:t>deslogueo</w:t>
+      </w:r>
+      <w:proofErr w:type="spellEnd"/>
+      <w:r>
+        <w:t xml:space="preserve"> y se pegó esa </w:t>
+      </w:r>
+      <w:proofErr w:type="spellStart"/>
+      <w:r>
+        <w:t>url</w:t>
+      </w:r>
+      <w:proofErr w:type="spellEnd"/>
+      <w:r>
+        <w:t xml:space="preserve">, saliendo el correspondiente error </w:t>
       </w:r>
       <w:r>
         <w:t>500 “</w:t>
       </w:r>
       <w:r>
-        <w:t>Access is not authorised</w:t>
-      </w:r>
+        <w:t xml:space="preserve">Access </w:t>
+      </w:r>
+      <w:proofErr w:type="spellStart"/>
+      <w:r>
+        <w:t>is</w:t>
+      </w:r>
+      <w:proofErr w:type="spellEnd"/>
+      <w:r>
+        <w:t xml:space="preserve"> </w:t>
+      </w:r>
+      <w:proofErr w:type="spellStart"/>
+      <w:r>
+        <w:t>not</w:t>
+      </w:r>
+      <w:proofErr w:type="spellEnd"/>
+      <w:r>
+        <w:t xml:space="preserve"> </w:t>
+      </w:r>
+      <w:proofErr w:type="spellStart"/>
+      <w:r>
+        <w:t>authorised</w:t>
+      </w:r>
+      <w:proofErr w:type="spellEnd"/>
       <w:r>
         <w:t>”.</w:t>
       </w:r>
@@ -2680,14 +3628,51 @@
         <w:t>tracking logs</w:t>
       </w:r>
       <w:r>
-        <w:t xml:space="preserve">, después se copió esa URL, tras ello el deslogueo y se pegó esa url, saliendo el correspondiente error </w:t>
+        <w:t xml:space="preserve">, después se copió esa URL, tras ello el </w:t>
+      </w:r>
+      <w:proofErr w:type="spellStart"/>
+      <w:r>
+        <w:t>deslogueo</w:t>
+      </w:r>
+      <w:proofErr w:type="spellEnd"/>
+      <w:r>
+        <w:t xml:space="preserve"> y se pegó esa </w:t>
+      </w:r>
+      <w:proofErr w:type="spellStart"/>
+      <w:r>
+        <w:t>url</w:t>
+      </w:r>
+      <w:proofErr w:type="spellEnd"/>
+      <w:r>
+        <w:t xml:space="preserve">, saliendo el correspondiente error </w:t>
       </w:r>
       <w:r>
         <w:t>500 “</w:t>
       </w:r>
       <w:r>
-        <w:t>Access is not authorised</w:t>
-      </w:r>
+        <w:t xml:space="preserve">Access </w:t>
+      </w:r>
+      <w:proofErr w:type="spellStart"/>
+      <w:r>
+        <w:t>is</w:t>
+      </w:r>
+      <w:proofErr w:type="spellEnd"/>
+      <w:r>
+        <w:t xml:space="preserve"> </w:t>
+      </w:r>
+      <w:proofErr w:type="spellStart"/>
+      <w:r>
+        <w:t>not</w:t>
+      </w:r>
+      <w:proofErr w:type="spellEnd"/>
+      <w:r>
+        <w:t xml:space="preserve"> </w:t>
+      </w:r>
+      <w:proofErr w:type="spellStart"/>
+      <w:r>
+        <w:t>authorised</w:t>
+      </w:r>
+      <w:proofErr w:type="spellEnd"/>
       <w:r>
         <w:t>”.</w:t>
       </w:r>
@@ -2722,7 +3707,15 @@
         <w:spacing w:after="0"/>
       </w:pPr>
       <w:r>
-        <w:t>Se ha pulsado el botón “create” que aparece al listar l</w:t>
+        <w:t>Se ha pulsado el botón “</w:t>
+      </w:r>
+      <w:proofErr w:type="spellStart"/>
+      <w:r>
+        <w:t>create</w:t>
+      </w:r>
+      <w:proofErr w:type="spellEnd"/>
+      <w:r>
+        <w:t>” que aparece al listar l</w:t>
       </w:r>
       <w:r>
         <w:t>o</w:t>
@@ -2740,7 +3733,31 @@
         <w:t xml:space="preserve">tracking log </w:t>
       </w:r>
       <w:r>
-        <w:t>y se le daba al botón de “create” que existe en esta vista, esperando los correspondientes mensajes indicando los errores. A continuación, se probaba cada atributo individualmente con los valores positivos y negativos del Excel “Sample-Data”, dándole a “create” tras probar cada atributo y esperando los correspondientes mensajes.</w:t>
+        <w:t>y se le daba al botón de “</w:t>
+      </w:r>
+      <w:proofErr w:type="spellStart"/>
+      <w:r>
+        <w:t>create</w:t>
+      </w:r>
+      <w:proofErr w:type="spellEnd"/>
+      <w:r>
+        <w:t>” que existe en esta vista, esperando los correspondientes mensajes indicando los errores. A continuación, se probaba cada atributo individualmente con los valores positivos y negativos del Excel “</w:t>
+      </w:r>
+      <w:proofErr w:type="spellStart"/>
+      <w:r>
+        <w:t>Sample</w:t>
+      </w:r>
+      <w:proofErr w:type="spellEnd"/>
+      <w:r>
+        <w:t>-Data”, dándole a “</w:t>
+      </w:r>
+      <w:proofErr w:type="spellStart"/>
+      <w:r>
+        <w:t>create</w:t>
+      </w:r>
+      <w:proofErr w:type="spellEnd"/>
+      <w:r>
+        <w:t>” tras probar cada atributo y esperando los correspondientes mensajes.</w:t>
       </w:r>
       <w:r>
         <w:t xml:space="preserve"> También se probaba que si el </w:t>
@@ -2748,29 +3765,68 @@
       <w:r>
         <w:t>“</w:t>
       </w:r>
+      <w:proofErr w:type="spellStart"/>
       <w:r>
         <w:t>r</w:t>
       </w:r>
       <w:r>
-        <w:t>esolution percentage</w:t>
-      </w:r>
+        <w:t>esolution</w:t>
+      </w:r>
+      <w:proofErr w:type="spellEnd"/>
+      <w:r>
+        <w:t xml:space="preserve"> </w:t>
+      </w:r>
+      <w:proofErr w:type="spellStart"/>
+      <w:r>
+        <w:t>percentage</w:t>
+      </w:r>
+      <w:proofErr w:type="spellEnd"/>
       <w:r>
         <w:t xml:space="preserve">” era distinto de </w:t>
       </w:r>
       <w:r>
-        <w:t xml:space="preserve">100.00, su “indicator” debía ser </w:t>
+        <w:t>100.00, su “</w:t>
+      </w:r>
+      <w:proofErr w:type="spellStart"/>
+      <w:r>
+        <w:t>indicator</w:t>
+      </w:r>
+      <w:proofErr w:type="spellEnd"/>
+      <w:r>
+        <w:t xml:space="preserve">” debía ser </w:t>
       </w:r>
       <w:r>
         <w:t>“PENDING”</w:t>
       </w:r>
       <w:r>
-        <w:t>, o si el “r</w:t>
-      </w:r>
-      <w:r>
-        <w:t>esolution percentage</w:t>
-      </w:r>
-      <w:r>
-        <w:t xml:space="preserve">” era 100.00, su “indicator” debía ser “ACCEPTED” o “REJECTED” y además </w:t>
+        <w:t>, o si el “</w:t>
+      </w:r>
+      <w:proofErr w:type="spellStart"/>
+      <w:r>
+        <w:t>r</w:t>
+      </w:r>
+      <w:r>
+        <w:t>esolution</w:t>
+      </w:r>
+      <w:proofErr w:type="spellEnd"/>
+      <w:r>
+        <w:t xml:space="preserve"> </w:t>
+      </w:r>
+      <w:proofErr w:type="spellStart"/>
+      <w:r>
+        <w:t>percentage</w:t>
+      </w:r>
+      <w:proofErr w:type="spellEnd"/>
+      <w:r>
+        <w:t>” era 100.00, su “</w:t>
+      </w:r>
+      <w:proofErr w:type="spellStart"/>
+      <w:r>
+        <w:t>indicator</w:t>
+      </w:r>
+      <w:proofErr w:type="spellEnd"/>
+      <w:r>
+        <w:t xml:space="preserve">” debía ser “ACCEPTED” o “REJECTED” y además </w:t>
       </w:r>
       <w:r>
         <w:t>debía</w:t>
@@ -2779,7 +3835,15 @@
         <w:t xml:space="preserve"> incluir un mensaje </w:t>
       </w:r>
       <w:r>
-        <w:t>de “resolution”.</w:t>
+        <w:t>de “</w:t>
+      </w:r>
+      <w:proofErr w:type="spellStart"/>
+      <w:r>
+        <w:t>resolution</w:t>
+      </w:r>
+      <w:proofErr w:type="spellEnd"/>
+      <w:r>
+        <w:t>”.</w:t>
       </w:r>
       <w:r>
         <w:t xml:space="preserve"> </w:t>
@@ -2800,11 +3864,24 @@
         <w:t xml:space="preserve"> </w:t>
       </w:r>
       <w:r>
-        <w:t>el “r</w:t>
-      </w:r>
-      <w:r>
-        <w:t>esolution percentage</w:t>
-      </w:r>
+        <w:t>el “</w:t>
+      </w:r>
+      <w:proofErr w:type="spellStart"/>
+      <w:r>
+        <w:t>r</w:t>
+      </w:r>
+      <w:r>
+        <w:t>esolution</w:t>
+      </w:r>
+      <w:proofErr w:type="spellEnd"/>
+      <w:r>
+        <w:t xml:space="preserve"> </w:t>
+      </w:r>
+      <w:proofErr w:type="spellStart"/>
+      <w:r>
+        <w:t>percentage</w:t>
+      </w:r>
+      <w:proofErr w:type="spellEnd"/>
       <w:r>
         <w:t>” de dos tracking logs creados debía ser monótonamente creciente.</w:t>
       </w:r>
@@ -2818,7 +3895,15 @@
         <w:t xml:space="preserve">, se publicaba primero </w:t>
       </w:r>
       <w:r>
-        <w:t xml:space="preserve">la claim y </w:t>
+        <w:t xml:space="preserve">la </w:t>
+      </w:r>
+      <w:proofErr w:type="spellStart"/>
+      <w:r>
+        <w:t>claim</w:t>
+      </w:r>
+      <w:proofErr w:type="spellEnd"/>
+      <w:r>
+        <w:t xml:space="preserve"> y </w:t>
       </w:r>
       <w:r>
         <w:t xml:space="preserve">después </w:t>
@@ -2827,11 +3912,24 @@
         <w:t xml:space="preserve">se creaba un </w:t>
       </w:r>
       <w:r>
-        <w:t>tracking log con “r</w:t>
-      </w:r>
-      <w:r>
-        <w:t>esolution percentage</w:t>
-      </w:r>
+        <w:t>tracking log con “</w:t>
+      </w:r>
+      <w:proofErr w:type="spellStart"/>
+      <w:r>
+        <w:t>r</w:t>
+      </w:r>
+      <w:r>
+        <w:t>esolution</w:t>
+      </w:r>
+      <w:proofErr w:type="spellEnd"/>
+      <w:r>
+        <w:t xml:space="preserve"> </w:t>
+      </w:r>
+      <w:proofErr w:type="spellStart"/>
+      <w:r>
+        <w:t>percentage</w:t>
+      </w:r>
+      <w:proofErr w:type="spellEnd"/>
       <w:r>
         <w:t>” 100.00</w:t>
       </w:r>
@@ -2848,11 +3946,24 @@
         <w:t xml:space="preserve"> log co</w:t>
       </w:r>
       <w:r>
-        <w:t>n el mismo “r</w:t>
-      </w:r>
-      <w:r>
-        <w:t>esolution percentage</w:t>
-      </w:r>
+        <w:t>n el mismo “</w:t>
+      </w:r>
+      <w:proofErr w:type="spellStart"/>
+      <w:r>
+        <w:t>r</w:t>
+      </w:r>
+      <w:r>
+        <w:t>esolution</w:t>
+      </w:r>
+      <w:proofErr w:type="spellEnd"/>
+      <w:r>
+        <w:t xml:space="preserve"> </w:t>
+      </w:r>
+      <w:proofErr w:type="spellStart"/>
+      <w:r>
+        <w:t>percentage</w:t>
+      </w:r>
+      <w:proofErr w:type="spellEnd"/>
       <w:r>
         <w:t xml:space="preserve">” para que </w:t>
       </w:r>
@@ -2869,11 +3980,24 @@
         <w:t xml:space="preserve">e publicaba </w:t>
       </w:r>
       <w:r>
-        <w:t>el primer tracking log con “r</w:t>
-      </w:r>
-      <w:r>
-        <w:t>esolution percentage</w:t>
-      </w:r>
+        <w:t>el primer tracking log con “</w:t>
+      </w:r>
+      <w:proofErr w:type="spellStart"/>
+      <w:r>
+        <w:t>r</w:t>
+      </w:r>
+      <w:r>
+        <w:t>esolution</w:t>
+      </w:r>
+      <w:proofErr w:type="spellEnd"/>
+      <w:r>
+        <w:t xml:space="preserve"> </w:t>
+      </w:r>
+      <w:proofErr w:type="spellStart"/>
+      <w:r>
+        <w:t>percentage</w:t>
+      </w:r>
+      <w:proofErr w:type="spellEnd"/>
       <w:r>
         <w:t>” 100.00</w:t>
       </w:r>
@@ -2887,11 +4011,24 @@
         <w:t xml:space="preserve"> un </w:t>
       </w:r>
       <w:r>
-        <w:t>tracking log con el mismo “r</w:t>
-      </w:r>
-      <w:r>
-        <w:t>esolution percentage</w:t>
-      </w:r>
+        <w:t>tracking log con el mismo “</w:t>
+      </w:r>
+      <w:proofErr w:type="spellStart"/>
+      <w:r>
+        <w:t>r</w:t>
+      </w:r>
+      <w:r>
+        <w:t>esolution</w:t>
+      </w:r>
+      <w:proofErr w:type="spellEnd"/>
+      <w:r>
+        <w:t xml:space="preserve"> </w:t>
+      </w:r>
+      <w:proofErr w:type="spellStart"/>
+      <w:r>
+        <w:t>percentage</w:t>
+      </w:r>
+      <w:proofErr w:type="spellEnd"/>
       <w:r>
         <w:t xml:space="preserve">” para que </w:t>
       </w:r>
@@ -2921,18 +4058,86 @@
       <w:r>
         <w:t>Para el hacking, con la herramienta para desarrolladores de Firefox se probaba el enumerado “</w:t>
       </w:r>
+      <w:proofErr w:type="spellStart"/>
       <w:r>
         <w:t>indicator</w:t>
       </w:r>
-      <w:r>
-        <w:t>” cambiando la propiedad “value” por cualquiera que no fuera perteneciente a ese enum, esparando un “Invalid value”. Tras ello, se realizaba el mismo procedimiento para el atributo readonly “</w:t>
-      </w:r>
+      <w:proofErr w:type="spellEnd"/>
+      <w:r>
+        <w:t>” cambiando la propiedad “</w:t>
+      </w:r>
+      <w:proofErr w:type="spellStart"/>
+      <w:r>
+        <w:t>value</w:t>
+      </w:r>
+      <w:proofErr w:type="spellEnd"/>
+      <w:r>
+        <w:t xml:space="preserve">” por cualquiera que no fuera perteneciente a ese </w:t>
+      </w:r>
+      <w:proofErr w:type="spellStart"/>
+      <w:r>
+        <w:t>enum</w:t>
+      </w:r>
+      <w:proofErr w:type="spellEnd"/>
+      <w:r>
+        <w:t xml:space="preserve">, </w:t>
+      </w:r>
+      <w:proofErr w:type="spellStart"/>
+      <w:r>
+        <w:t>esparando</w:t>
+      </w:r>
+      <w:proofErr w:type="spellEnd"/>
+      <w:r>
+        <w:t xml:space="preserve"> un “</w:t>
+      </w:r>
+      <w:proofErr w:type="spellStart"/>
+      <w:r>
+        <w:t>Invalid</w:t>
+      </w:r>
+      <w:proofErr w:type="spellEnd"/>
+      <w:r>
+        <w:t xml:space="preserve"> </w:t>
+      </w:r>
+      <w:proofErr w:type="spellStart"/>
+      <w:r>
+        <w:t>value</w:t>
+      </w:r>
+      <w:proofErr w:type="spellEnd"/>
+      <w:r>
+        <w:t xml:space="preserve">”. Tras ello, se realizaba el mismo procedimiento para el atributo </w:t>
+      </w:r>
+      <w:proofErr w:type="spellStart"/>
+      <w:r>
+        <w:t>readonly</w:t>
+      </w:r>
+      <w:proofErr w:type="spellEnd"/>
+      <w:r>
+        <w:t xml:space="preserve"> “</w:t>
+      </w:r>
+      <w:proofErr w:type="spellStart"/>
       <w:r>
         <w:t>l</w:t>
       </w:r>
       <w:r>
-        <w:t>ast update moment</w:t>
-      </w:r>
+        <w:t>ast</w:t>
+      </w:r>
+      <w:proofErr w:type="spellEnd"/>
+      <w:r>
+        <w:t xml:space="preserve"> </w:t>
+      </w:r>
+      <w:proofErr w:type="spellStart"/>
+      <w:r>
+        <w:t>update</w:t>
+      </w:r>
+      <w:proofErr w:type="spellEnd"/>
+      <w:r>
+        <w:t xml:space="preserve"> </w:t>
+      </w:r>
+      <w:proofErr w:type="spellStart"/>
+      <w:r>
+        <w:t>moment</w:t>
+      </w:r>
+      <w:proofErr w:type="spellEnd"/>
       <w:r>
         <w:t xml:space="preserve">”, en este caso no aparecía ningún mensaje, pero se comprobaba que su valor no había sido modificado con el que se había introducido. Por último, se intentaba crear un </w:t>
       </w:r>
@@ -2940,14 +4145,51 @@
         <w:t>tracking log</w:t>
       </w:r>
       <w:r>
-        <w:t xml:space="preserve">, después se copiaba esa URL de “create”, tras ello el deslogueo y se pegaba esa URL, saliendo el correspondiente error </w:t>
+        <w:t>, después se copiaba esa URL de “</w:t>
+      </w:r>
+      <w:proofErr w:type="spellStart"/>
+      <w:r>
+        <w:t>create</w:t>
+      </w:r>
+      <w:proofErr w:type="spellEnd"/>
+      <w:r>
+        <w:t xml:space="preserve">”, tras ello el </w:t>
+      </w:r>
+      <w:proofErr w:type="spellStart"/>
+      <w:r>
+        <w:t>deslogueo</w:t>
+      </w:r>
+      <w:proofErr w:type="spellEnd"/>
+      <w:r>
+        <w:t xml:space="preserve"> y se pegaba esa URL, saliendo el correspondiente error </w:t>
       </w:r>
       <w:r>
         <w:t>500 “</w:t>
       </w:r>
       <w:r>
-        <w:t>Access is not authorised</w:t>
-      </w:r>
+        <w:t xml:space="preserve">Access </w:t>
+      </w:r>
+      <w:proofErr w:type="spellStart"/>
+      <w:r>
+        <w:t>is</w:t>
+      </w:r>
+      <w:proofErr w:type="spellEnd"/>
+      <w:r>
+        <w:t xml:space="preserve"> </w:t>
+      </w:r>
+      <w:proofErr w:type="spellStart"/>
+      <w:r>
+        <w:t>not</w:t>
+      </w:r>
+      <w:proofErr w:type="spellEnd"/>
+      <w:r>
+        <w:t xml:space="preserve"> </w:t>
+      </w:r>
+      <w:proofErr w:type="spellStart"/>
+      <w:r>
+        <w:t>authorised</w:t>
+      </w:r>
+      <w:proofErr w:type="spellEnd"/>
       <w:r>
         <w:t>”.</w:t>
       </w:r>
@@ -3028,14 +4270,43 @@
         <w:t>o</w:t>
       </w:r>
       <w:r>
-        <w:t xml:space="preserve"> y se ha cambiado en la URL “show” por “update”, saliendo el correspondiente error </w:t>
+        <w:t xml:space="preserve"> y se ha cambiado en la URL “show” por “</w:t>
+      </w:r>
+      <w:proofErr w:type="spellStart"/>
+      <w:r>
+        <w:t>update</w:t>
+      </w:r>
+      <w:proofErr w:type="spellEnd"/>
+      <w:r>
+        <w:t xml:space="preserve">”, saliendo el correspondiente error </w:t>
       </w:r>
       <w:r>
         <w:t>500 “</w:t>
       </w:r>
       <w:r>
-        <w:t>Access is not authorised</w:t>
-      </w:r>
+        <w:t xml:space="preserve">Access </w:t>
+      </w:r>
+      <w:proofErr w:type="spellStart"/>
+      <w:r>
+        <w:t>is</w:t>
+      </w:r>
+      <w:proofErr w:type="spellEnd"/>
+      <w:r>
+        <w:t xml:space="preserve"> </w:t>
+      </w:r>
+      <w:proofErr w:type="spellStart"/>
+      <w:r>
+        <w:t>not</w:t>
+      </w:r>
+      <w:proofErr w:type="spellEnd"/>
+      <w:r>
+        <w:t xml:space="preserve"> </w:t>
+      </w:r>
+      <w:proofErr w:type="spellStart"/>
+      <w:r>
+        <w:t>authorised</w:t>
+      </w:r>
+      <w:proofErr w:type="spellEnd"/>
       <w:r>
         <w:t xml:space="preserve">”. </w:t>
       </w:r>
@@ -3075,7 +4346,15 @@
         <w:t xml:space="preserve"> publicar un tracking log </w:t>
       </w:r>
       <w:r>
-        <w:t>cuya claim no esté publicada, saltando el correspondiente mensaje de error.</w:t>
+        <w:t xml:space="preserve">cuya </w:t>
+      </w:r>
+      <w:proofErr w:type="spellStart"/>
+      <w:r>
+        <w:t>claim</w:t>
+      </w:r>
+      <w:proofErr w:type="spellEnd"/>
+      <w:r>
+        <w:t xml:space="preserve"> no esté publicada, saltando el correspondiente mensaje de error.</w:t>
       </w:r>
     </w:p>
     <w:p>
@@ -3083,7 +4362,23 @@
         <w:t xml:space="preserve">Para el hacking también se ha realizado el mismo procedimiento que para actualizarlo, </w:t>
       </w:r>
       <w:r>
-        <w:t>solo que en la URL se ha cambiado “show” por “publish”, en vez de “show” por “update”.</w:t>
+        <w:t>solo que en la URL se ha cambiado “show” por “</w:t>
+      </w:r>
+      <w:proofErr w:type="spellStart"/>
+      <w:r>
+        <w:t>publish</w:t>
+      </w:r>
+      <w:proofErr w:type="spellEnd"/>
+      <w:r>
+        <w:t>”, en vez de “show” por “</w:t>
+      </w:r>
+      <w:proofErr w:type="spellStart"/>
+      <w:r>
+        <w:t>update</w:t>
+      </w:r>
+      <w:proofErr w:type="spellEnd"/>
+      <w:r>
+        <w:t>”.</w:t>
       </w:r>
     </w:p>
     <w:p>
@@ -3115,7 +4410,15 @@
         <w:spacing w:after="0"/>
       </w:pPr>
       <w:r>
-        <w:t xml:space="preserve">Se ha pulsado el botón “delete” que aparece al mostrar </w:t>
+        <w:t>Se ha pulsado el botón “</w:t>
+      </w:r>
+      <w:proofErr w:type="spellStart"/>
+      <w:r>
+        <w:t>delete</w:t>
+      </w:r>
+      <w:proofErr w:type="spellEnd"/>
+      <w:r>
+        <w:t xml:space="preserve">” que aparece al mostrar </w:t>
       </w:r>
       <w:r>
         <w:t xml:space="preserve">un tracking log </w:t>
@@ -3127,25 +4430,78 @@
         <w:t>o</w:t>
       </w:r>
       <w:r>
-        <w:t xml:space="preserve">. También, se ha sustituido en la URL “show” por “delete” tras mostrar </w:t>
+        <w:t>. También, se ha sustituido en la URL “show” por “</w:t>
+      </w:r>
+      <w:proofErr w:type="spellStart"/>
+      <w:r>
+        <w:t>delete</w:t>
+      </w:r>
+      <w:proofErr w:type="spellEnd"/>
+      <w:r>
+        <w:t xml:space="preserve">” tras mostrar </w:t>
       </w:r>
       <w:r>
         <w:t>un tracking log</w:t>
       </w:r>
       <w:r>
-        <w:t>, para que así se cubriera el método “unbind” de “delete”.</w:t>
-      </w:r>
-    </w:p>
-    <w:p>
-      <w:r>
-        <w:t xml:space="preserve">Para el hacking se ha cambiado en la URL “show” por “delete”, saliendo el correspondiente error </w:t>
+        <w:t>, para que así se cubriera el método “</w:t>
+      </w:r>
+      <w:proofErr w:type="spellStart"/>
+      <w:r>
+        <w:t>unbind</w:t>
+      </w:r>
+      <w:proofErr w:type="spellEnd"/>
+      <w:r>
+        <w:t>” de “</w:t>
+      </w:r>
+      <w:proofErr w:type="spellStart"/>
+      <w:r>
+        <w:t>delete</w:t>
+      </w:r>
+      <w:proofErr w:type="spellEnd"/>
+      <w:r>
+        <w:t>”.</w:t>
+      </w:r>
+    </w:p>
+    <w:p>
+      <w:r>
+        <w:t>Para el hacking se ha cambiado en la URL “show” por “</w:t>
+      </w:r>
+      <w:proofErr w:type="spellStart"/>
+      <w:r>
+        <w:t>delete</w:t>
+      </w:r>
+      <w:proofErr w:type="spellEnd"/>
+      <w:r>
+        <w:t xml:space="preserve">”, saliendo el correspondiente error </w:t>
       </w:r>
       <w:r>
         <w:t>500 “</w:t>
       </w:r>
       <w:r>
-        <w:t>Access is not authorised</w:t>
-      </w:r>
+        <w:t xml:space="preserve">Access </w:t>
+      </w:r>
+      <w:proofErr w:type="spellStart"/>
+      <w:r>
+        <w:t>is</w:t>
+      </w:r>
+      <w:proofErr w:type="spellEnd"/>
+      <w:r>
+        <w:t xml:space="preserve"> </w:t>
+      </w:r>
+      <w:proofErr w:type="spellStart"/>
+      <w:r>
+        <w:t>not</w:t>
+      </w:r>
+      <w:proofErr w:type="spellEnd"/>
+      <w:r>
+        <w:t xml:space="preserve"> </w:t>
+      </w:r>
+      <w:proofErr w:type="spellStart"/>
+      <w:r>
+        <w:t>authorised</w:t>
+      </w:r>
+      <w:proofErr w:type="spellEnd"/>
       <w:r>
         <w:t xml:space="preserve">”, habiendo mostrado previamente </w:t>
       </w:r>
@@ -3163,14 +4519,51 @@
       </w:r>
       <w:r>
         <w:lastRenderedPageBreak/>
-        <w:t xml:space="preserve">URL, tras ello el deslogueo y se pegaba esa URL sustituyendo “show” por “delete”, saliendo el correspondiente error </w:t>
+        <w:t xml:space="preserve">URL, tras ello el </w:t>
+      </w:r>
+      <w:proofErr w:type="spellStart"/>
+      <w:r>
+        <w:t>deslogueo</w:t>
+      </w:r>
+      <w:proofErr w:type="spellEnd"/>
+      <w:r>
+        <w:t xml:space="preserve"> y se pegaba esa URL sustituyendo “show” por “</w:t>
+      </w:r>
+      <w:proofErr w:type="spellStart"/>
+      <w:r>
+        <w:t>delete</w:t>
+      </w:r>
+      <w:proofErr w:type="spellEnd"/>
+      <w:r>
+        <w:t xml:space="preserve">”, saliendo el correspondiente error </w:t>
       </w:r>
       <w:r>
         <w:t>500 “</w:t>
       </w:r>
       <w:r>
-        <w:t>Access is not authorised</w:t>
-      </w:r>
+        <w:t xml:space="preserve">Access </w:t>
+      </w:r>
+      <w:proofErr w:type="spellStart"/>
+      <w:r>
+        <w:t>is</w:t>
+      </w:r>
+      <w:proofErr w:type="spellEnd"/>
+      <w:r>
+        <w:t xml:space="preserve"> </w:t>
+      </w:r>
+      <w:proofErr w:type="spellStart"/>
+      <w:r>
+        <w:t>not</w:t>
+      </w:r>
+      <w:proofErr w:type="spellEnd"/>
+      <w:r>
+        <w:t xml:space="preserve"> </w:t>
+      </w:r>
+      <w:proofErr w:type="spellStart"/>
+      <w:r>
+        <w:t>authorised</w:t>
+      </w:r>
+      <w:proofErr w:type="spellEnd"/>
       <w:r>
         <w:t>”.</w:t>
       </w:r>
@@ -3179,17 +4572,35 @@
       <w:pPr>
         <w:pStyle w:val="Ttulo1"/>
       </w:pPr>
-      <w:bookmarkStart w:id="4" w:name="_Toc199160509"/>
-      <w:r>
-        <w:t>Chapter on performance testing</w:t>
+      <w:bookmarkStart w:id="4" w:name="_Toc199172386"/>
+      <w:proofErr w:type="spellStart"/>
+      <w:r>
+        <w:t>Chapter</w:t>
+      </w:r>
+      <w:proofErr w:type="spellEnd"/>
+      <w:r>
+        <w:t xml:space="preserve"> </w:t>
+      </w:r>
+      <w:proofErr w:type="spellStart"/>
+      <w:r>
+        <w:t>on</w:t>
+      </w:r>
+      <w:proofErr w:type="spellEnd"/>
+      <w:r>
+        <w:t xml:space="preserve"> performance </w:t>
+      </w:r>
+      <w:proofErr w:type="spellStart"/>
+      <w:r>
+        <w:t>testing</w:t>
       </w:r>
       <w:bookmarkEnd w:id="4"/>
+      <w:proofErr w:type="spellEnd"/>
     </w:p>
     <w:p>
       <w:pPr>
         <w:pStyle w:val="Ttulo2"/>
       </w:pPr>
-      <w:bookmarkStart w:id="5" w:name="_Toc199160510"/>
+      <w:bookmarkStart w:id="5" w:name="_Toc199172387"/>
       <w:r>
         <w:t>Gráficos de rendimiento</w:t>
       </w:r>
@@ -3262,7 +4673,7 @@
       <w:pPr>
         <w:pStyle w:val="Ttulo3"/>
       </w:pPr>
-      <w:bookmarkStart w:id="6" w:name="_Toc199160511"/>
+      <w:bookmarkStart w:id="6" w:name="_Toc199172388"/>
       <w:r>
         <w:t>Sin índices</w:t>
       </w:r>
@@ -3314,7 +4725,7 @@
       <w:pPr>
         <w:pStyle w:val="Ttulo3"/>
       </w:pPr>
-      <w:bookmarkStart w:id="7" w:name="_Toc199160512"/>
+      <w:bookmarkStart w:id="7" w:name="_Toc199172389"/>
       <w:r>
         <w:lastRenderedPageBreak/>
         <w:t>Otro ordenador</w:t>
@@ -3365,7 +4776,15 @@
     </w:p>
     <w:p>
       <w:r>
-        <w:t>En todos se cumple lo mismo, la petición más ineficiente es la de listar claims pendientes, pues probablemente se</w:t>
+        <w:t xml:space="preserve">En todos se cumple lo mismo, la petición más ineficiente es la de listar </w:t>
+      </w:r>
+      <w:proofErr w:type="spellStart"/>
+      <w:r>
+        <w:t>claims</w:t>
+      </w:r>
+      <w:proofErr w:type="spellEnd"/>
+      <w:r>
+        <w:t xml:space="preserve"> pendientes, pues probablemente se</w:t>
       </w:r>
       <w:r>
         <w:t>a</w:t>
@@ -3378,7 +4797,7 @@
       <w:pPr>
         <w:pStyle w:val="Ttulo2"/>
       </w:pPr>
-      <w:bookmarkStart w:id="8" w:name="_Toc199160513"/>
+      <w:bookmarkStart w:id="8" w:name="_Toc199172390"/>
       <w:r>
         <w:t>I</w:t>
       </w:r>
@@ -3394,7 +4813,7 @@
           <w:rStyle w:val="Ttulo3Car"/>
         </w:rPr>
       </w:pPr>
-      <w:bookmarkStart w:id="9" w:name="_Toc199160514"/>
+      <w:bookmarkStart w:id="9" w:name="_Toc199172391"/>
       <w:r>
         <w:rPr>
           <w:rStyle w:val="Ttulo3Car"/>
@@ -3458,13 +4877,34 @@
       </w:r>
     </w:p>
     <w:p>
+      <w:r>
+        <w:t xml:space="preserve">Estos son los resultados estadísticos obtenidos en el análisis. El intervalo de confianza se sitúa entre </w:t>
+      </w:r>
+      <w:r>
+        <w:t>45,40</w:t>
+      </w:r>
+      <w:r>
+        <w:t xml:space="preserve"> y </w:t>
+      </w:r>
+      <w:r>
+        <w:t>64,22</w:t>
+      </w:r>
+      <w:r>
+        <w:t xml:space="preserve"> ms</w:t>
+      </w:r>
+      <w:r>
+        <w:t>.</w:t>
+      </w:r>
+    </w:p>
+    <w:p/>
+    <w:p>
       <w:pPr>
         <w:pStyle w:val="Ttulo3"/>
         <w:rPr>
           <w:rStyle w:val="Ttulo3Car"/>
         </w:rPr>
       </w:pPr>
-      <w:bookmarkStart w:id="10" w:name="_Toc199160515"/>
+      <w:bookmarkStart w:id="10" w:name="_Toc199172392"/>
       <w:r>
         <w:rPr>
           <w:rStyle w:val="Ttulo3Car"/>
@@ -3477,9 +4917,11 @@
     <w:p>
       <w:bookmarkStart w:id="11" w:name="_Toc199160430"/>
       <w:bookmarkStart w:id="12" w:name="_Toc199160516"/>
+      <w:bookmarkStart w:id="13" w:name="_Toc199172393"/>
       <w:r>
         <w:rPr>
           <w:rStyle w:val="Ttulo3Car"/>
+          <w:noProof/>
         </w:rPr>
         <w:lastRenderedPageBreak/>
         <w:drawing>
@@ -3520,16 +4962,55 @@
       </w:r>
       <w:bookmarkEnd w:id="11"/>
       <w:bookmarkEnd w:id="12"/>
+      <w:bookmarkEnd w:id="13"/>
+    </w:p>
+    <w:p>
+      <w:r>
+        <w:t xml:space="preserve">Estos son los resultados estadísticos obtenidos en el análisis. El intervalo de confianza se sitúa entre </w:t>
+      </w:r>
+      <w:r>
+        <w:t>44</w:t>
+      </w:r>
+      <w:r>
+        <w:t>,</w:t>
+      </w:r>
+      <w:r>
+        <w:t>13</w:t>
+      </w:r>
+      <w:r>
+        <w:t xml:space="preserve"> y </w:t>
+      </w:r>
+      <w:r>
+        <w:t>62</w:t>
+      </w:r>
+      <w:r>
+        <w:t>,</w:t>
+      </w:r>
+      <w:r>
+        <w:t>66</w:t>
+      </w:r>
+      <w:r>
+        <w:t xml:space="preserve"> ms</w:t>
+      </w:r>
+      <w:r>
+        <w:t xml:space="preserve">. No varía con respecto a realizarlo con índices, probablemente </w:t>
+      </w:r>
+      <w:r>
+        <w:t xml:space="preserve">debido </w:t>
+      </w:r>
+      <w:r>
+        <w:t>al insignificante tamaño de los datos usados.</w:t>
+      </w:r>
     </w:p>
     <w:p>
       <w:pPr>
         <w:pStyle w:val="Ttulo3"/>
       </w:pPr>
-      <w:bookmarkStart w:id="13" w:name="_Toc199160517"/>
+      <w:bookmarkStart w:id="14" w:name="_Toc199172394"/>
       <w:r>
         <w:t>Otro ordenador</w:t>
       </w:r>
-      <w:bookmarkEnd w:id="13"/>
+      <w:bookmarkEnd w:id="14"/>
     </w:p>
     <w:p>
       <w:r>
@@ -3574,10 +5055,36 @@
       </w:r>
     </w:p>
     <w:p>
+      <w:r>
+        <w:t xml:space="preserve">Estos son los resultados estadísticos obtenidos en el análisis. El intervalo de confianza se sitúa entre </w:t>
+      </w:r>
+      <w:r>
+        <w:t>73,39</w:t>
+      </w:r>
+      <w:r>
+        <w:t xml:space="preserve"> y 1</w:t>
+      </w:r>
+      <w:r>
+        <w:t>0</w:t>
+      </w:r>
+      <w:r>
+        <w:t>6,</w:t>
+      </w:r>
+      <w:r>
+        <w:t>10</w:t>
+      </w:r>
+      <w:r>
+        <w:t xml:space="preserve"> ms.</w:t>
+      </w:r>
+      <w:r>
+        <w:t xml:space="preserve"> Con esto se intuye que ese ordenador dispone de peor hardware que el mío.</w:t>
+      </w:r>
+    </w:p>
+    <w:p>
       <w:pPr>
         <w:pStyle w:val="Ttulo2"/>
       </w:pPr>
-      <w:bookmarkStart w:id="14" w:name="_Toc199160518"/>
+      <w:bookmarkStart w:id="15" w:name="_Toc199172395"/>
       <w:r>
         <w:lastRenderedPageBreak/>
         <w:t>C</w:t>
@@ -3585,17 +5092,17 @@
       <w:r>
         <w:t>ontraste de hipótesis</w:t>
       </w:r>
-      <w:bookmarkEnd w:id="14"/>
+      <w:bookmarkEnd w:id="15"/>
     </w:p>
     <w:p>
       <w:pPr>
         <w:pStyle w:val="Ttulo3"/>
       </w:pPr>
-      <w:bookmarkStart w:id="15" w:name="_Toc199160519"/>
+      <w:bookmarkStart w:id="16" w:name="_Toc199172396"/>
       <w:r>
         <w:t>Con índice vs sin índice</w:t>
       </w:r>
-      <w:bookmarkEnd w:id="15"/>
+      <w:bookmarkEnd w:id="16"/>
     </w:p>
     <w:p>
       <w:r>
@@ -3663,11 +5170,11 @@
       <w:pPr>
         <w:pStyle w:val="Ttulo2"/>
       </w:pPr>
-      <w:bookmarkStart w:id="16" w:name="_Toc199160520"/>
+      <w:bookmarkStart w:id="17" w:name="_Toc199172397"/>
       <w:r>
         <w:t>Mi ordenador (con índices) vs otro ordenador (con índices)</w:t>
       </w:r>
-      <w:bookmarkEnd w:id="16"/>
+      <w:bookmarkEnd w:id="17"/>
     </w:p>
     <w:p>
       <w:r>
@@ -3713,9 +5220,65 @@
     </w:p>
     <w:p>
       <w:r>
-        <w:t>El valor de p está en el intervalo [0.00, 0.05),</w:t>
-      </w:r>
-    </w:p>
+        <w:t>El valor de p está en el intervalo [0.00, 0.05), por lo que se pueden comparar las medias obtenidas. Dado que en mi ordenador la media es de 54,74 ms y en el otro es de 89,7 ms, se concluye que el rendimiento en mi ordenador es mejor, aproximadamente un 39% superior.</w:t>
+      </w:r>
+    </w:p>
+    <w:p>
+      <w:pPr>
+        <w:pStyle w:val="Ttulo1"/>
+      </w:pPr>
+      <w:bookmarkStart w:id="18" w:name="_Toc199172398"/>
+      <w:proofErr w:type="spellStart"/>
+      <w:r>
+        <w:t>Conslusión</w:t>
+      </w:r>
+      <w:bookmarkEnd w:id="18"/>
+      <w:proofErr w:type="spellEnd"/>
+    </w:p>
+    <w:p>
+      <w:r>
+        <w:t xml:space="preserve">Las pruebas funcionales verificaron la correcta gestión de </w:t>
+      </w:r>
+      <w:proofErr w:type="spellStart"/>
+      <w:r>
+        <w:t>claims</w:t>
+      </w:r>
+      <w:proofErr w:type="spellEnd"/>
+      <w:r>
+        <w:t xml:space="preserve"> y tracking logs, asegurando la aplicación de controles de acceso y la resistencia ante intentos de hacking. </w:t>
+      </w:r>
+    </w:p>
+    <w:p>
+      <w:r>
+        <w:t xml:space="preserve">El análisis de rendimiento indicó que listar </w:t>
+      </w:r>
+      <w:proofErr w:type="spellStart"/>
+      <w:r>
+        <w:t>claims</w:t>
+      </w:r>
+      <w:proofErr w:type="spellEnd"/>
+      <w:r>
+        <w:t xml:space="preserve"> pendientes es la operación más costosa. No se observaron mejoras significativas con la aplicación de índices, probablemente por el tamaño limitado del </w:t>
+      </w:r>
+      <w:proofErr w:type="spellStart"/>
+      <w:r>
+        <w:t>dataset</w:t>
+      </w:r>
+      <w:proofErr w:type="spellEnd"/>
+      <w:r>
+        <w:t xml:space="preserve">. La comparación entre hardware </w:t>
+      </w:r>
+      <w:r>
+        <w:lastRenderedPageBreak/>
+        <w:t>mostró un impacto relevante en tiempos de respuesta, con un rendimiento un 39% superior en el equipo más potente.</w:t>
+      </w:r>
+    </w:p>
+    <w:p>
+      <w:r>
+        <w:t>En conclusión, el sistema es funcional, seguro y presenta un rendimiento estable, adecuado para producción.</w:t>
+      </w:r>
+    </w:p>
+    <w:p/>
     <w:sectPr>
       <w:footerReference w:type="default" r:id="rId19"/>
       <w:pgSz w:w="11906" w:h="16838"/>
@@ -4422,7 +5985,6 @@
   <w:style w:type="character" w:default="1" w:styleId="Fuentedeprrafopredeter">
     <w:name w:val="Default Paragraph Font"/>
     <w:uiPriority w:val="1"/>
-    <w:semiHidden/>
     <w:unhideWhenUsed/>
   </w:style>
   <w:style w:type="table" w:default="1" w:styleId="Tablanormal">
@@ -5138,6 +6700,7 @@
     <w:rsid w:val="00245611"/>
     <w:rsid w:val="00594A0E"/>
     <w:rsid w:val="007D0856"/>
+    <w:rsid w:val="008558B6"/>
     <w:rsid w:val="008F6F7B"/>
     <w:rsid w:val="00BB6F8A"/>
   </w:rsids>

--- a/reports/Student #4/Testing report.docx
+++ b/reports/Student #4/Testing report.docx
@@ -1848,6 +1848,17 @@
       </w:r>
       <w:bookmarkEnd w:id="0"/>
       <w:proofErr w:type="spellEnd"/>
+      <w:r>
+        <w:t xml:space="preserve"> &amp; </w:t>
+      </w:r>
+      <w:r>
+        <w:t xml:space="preserve">Executive </w:t>
+      </w:r>
+      <w:proofErr w:type="spellStart"/>
+      <w:r>
+        <w:t>summary</w:t>
+      </w:r>
+      <w:proofErr w:type="spellEnd"/>
     </w:p>
     <w:p>
       <w:r>
@@ -3032,8 +3043,13 @@
       <w:r>
         <w:t>en la URL “</w:t>
       </w:r>
-      <w:r>
-        <w:t>show” por</w:t>
+      <w:proofErr w:type="gramStart"/>
+      <w:r>
+        <w:t>show</w:t>
+      </w:r>
+      <w:proofErr w:type="gramEnd"/>
+      <w:r>
+        <w:t>” por</w:t>
       </w:r>
       <w:r>
         <w:t xml:space="preserve"> “</w:t>
@@ -3136,7 +3152,15 @@
         <w:t xml:space="preserve">, solo que en </w:t>
       </w:r>
       <w:r>
-        <w:t>la URL se ha cambiado “show” por “</w:t>
+        <w:t>la URL se ha cambiado “</w:t>
+      </w:r>
+      <w:proofErr w:type="gramStart"/>
+      <w:r>
+        <w:t>show</w:t>
+      </w:r>
+      <w:proofErr w:type="gramEnd"/>
+      <w:r>
+        <w:t>” por “</w:t>
       </w:r>
       <w:proofErr w:type="spellStart"/>
       <w:r>
@@ -3147,7 +3171,15 @@
         <w:t>”,</w:t>
       </w:r>
       <w:r>
-        <w:t xml:space="preserve"> en vez de “show” por “</w:t>
+        <w:t xml:space="preserve"> en vez de “</w:t>
+      </w:r>
+      <w:proofErr w:type="gramStart"/>
+      <w:r>
+        <w:t>show</w:t>
+      </w:r>
+      <w:proofErr w:type="gramEnd"/>
+      <w:r>
+        <w:t>” por “</w:t>
       </w:r>
       <w:proofErr w:type="spellStart"/>
       <w:r>
@@ -3211,7 +3243,15 @@
         <w:t>También</w:t>
       </w:r>
       <w:r>
-        <w:t>, se ha sustituido en la URL “show” por “</w:t>
+        <w:t>, se ha sustituido en la URL “</w:t>
+      </w:r>
+      <w:proofErr w:type="gramStart"/>
+      <w:r>
+        <w:t>show</w:t>
+      </w:r>
+      <w:proofErr w:type="gramEnd"/>
+      <w:r>
+        <w:t>” por “</w:t>
       </w:r>
       <w:proofErr w:type="spellStart"/>
       <w:r>
@@ -3254,7 +3294,15 @@
         <w:t xml:space="preserve">Para </w:t>
       </w:r>
       <w:r>
-        <w:t>el hacking se ha cambiado en la URL “show” por “</w:t>
+        <w:t>el hacking se ha cambiado en la URL “</w:t>
+      </w:r>
+      <w:proofErr w:type="gramStart"/>
+      <w:r>
+        <w:t>show</w:t>
+      </w:r>
+      <w:proofErr w:type="gramEnd"/>
+      <w:r>
+        <w:t>” por “</w:t>
       </w:r>
       <w:proofErr w:type="spellStart"/>
       <w:r>
@@ -3328,7 +3376,15 @@
         <w:t xml:space="preserve"> y se pegaba esa URL</w:t>
       </w:r>
       <w:r>
-        <w:t xml:space="preserve"> sustituyendo “show” por “</w:t>
+        <w:t xml:space="preserve"> sustituyendo “</w:t>
+      </w:r>
+      <w:proofErr w:type="gramStart"/>
+      <w:r>
+        <w:t>show</w:t>
+      </w:r>
+      <w:proofErr w:type="gramEnd"/>
+      <w:r>
+        <w:t>” por “</w:t>
       </w:r>
       <w:proofErr w:type="spellStart"/>
       <w:r>
@@ -3458,8 +3514,13 @@
           </wp:anchor>
         </w:drawing>
       </w:r>
-      <w:r>
-        <w:t xml:space="preserve">Los tracking logs se encuentran asociados a sus </w:t>
+      <w:proofErr w:type="gramStart"/>
+      <w:r>
+        <w:t>Los tracking</w:t>
+      </w:r>
+      <w:proofErr w:type="gramEnd"/>
+      <w:r>
+        <w:t xml:space="preserve"> logs se encuentran asociados a sus </w:t>
       </w:r>
       <w:proofErr w:type="spellStart"/>
       <w:r>
@@ -3467,7 +3528,15 @@
       </w:r>
       <w:proofErr w:type="spellEnd"/>
       <w:r>
-        <w:t xml:space="preserve"> correspondientes, es por ello que para poder acceder a ellos es necesario hacerlo antes a dichas </w:t>
+        <w:t xml:space="preserve"> correspondientes, es por ello </w:t>
+      </w:r>
+      <w:proofErr w:type="gramStart"/>
+      <w:r>
+        <w:t>que</w:t>
+      </w:r>
+      <w:proofErr w:type="gramEnd"/>
+      <w:r>
+        <w:t xml:space="preserve"> para poder acceder a ellos es necesario hacerlo antes a dichas </w:t>
       </w:r>
       <w:proofErr w:type="spellStart"/>
       <w:r>
@@ -3511,7 +3580,15 @@
         <w:t xml:space="preserve">Una vez se ha hecho esto </w:t>
       </w:r>
       <w:r>
-        <w:t xml:space="preserve">se listan todos los tracking logs </w:t>
+        <w:t xml:space="preserve">se listan </w:t>
+      </w:r>
+      <w:proofErr w:type="gramStart"/>
+      <w:r>
+        <w:t>todos los tracking</w:t>
+      </w:r>
+      <w:proofErr w:type="gramEnd"/>
+      <w:r>
+        <w:t xml:space="preserve"> logs </w:t>
       </w:r>
       <w:r>
         <w:t xml:space="preserve">correspondientes a una </w:t>
@@ -3527,7 +3604,15 @@
     </w:p>
     <w:p>
       <w:r>
-        <w:t xml:space="preserve">Para el hacking, primero se listaron los tracking logs, después se copió esa URL, tras ello el </w:t>
+        <w:t xml:space="preserve">Para el hacking, primero se listaron </w:t>
+      </w:r>
+      <w:proofErr w:type="gramStart"/>
+      <w:r>
+        <w:t>los tracking</w:t>
+      </w:r>
+      <w:proofErr w:type="gramEnd"/>
+      <w:r>
+        <w:t xml:space="preserve"> logs, después se copió esa URL, tras ello el </w:t>
       </w:r>
       <w:proofErr w:type="spellStart"/>
       <w:r>
@@ -3599,7 +3684,11 @@
         <w:spacing w:after="0"/>
       </w:pPr>
       <w:r>
-        <w:t>Se ha accedido a ellos clicando en cualquiera de l</w:t>
+        <w:t xml:space="preserve">Se ha accedido a ellos clicando en cualquiera </w:t>
+      </w:r>
+      <w:proofErr w:type="gramStart"/>
+      <w:r>
+        <w:t>de l</w:t>
       </w:r>
       <w:r>
         <w:t>o</w:t>
@@ -3608,7 +3697,11 @@
         <w:t xml:space="preserve">s </w:t>
       </w:r>
       <w:r>
-        <w:t xml:space="preserve">tracking logs </w:t>
+        <w:t>tracking</w:t>
+      </w:r>
+      <w:proofErr w:type="gramEnd"/>
+      <w:r>
+        <w:t xml:space="preserve"> logs </w:t>
       </w:r>
       <w:r>
         <w:t>listad</w:t>
@@ -3715,7 +3808,11 @@
       </w:r>
       <w:proofErr w:type="spellEnd"/>
       <w:r>
-        <w:t>” que aparece al listar l</w:t>
+        <w:t xml:space="preserve">” que aparece al listar </w:t>
+      </w:r>
+      <w:proofErr w:type="gramStart"/>
+      <w:r>
+        <w:t>l</w:t>
       </w:r>
       <w:r>
         <w:t>o</w:t>
@@ -3724,7 +3821,11 @@
         <w:t xml:space="preserve">s </w:t>
       </w:r>
       <w:r>
-        <w:t>tracking logs</w:t>
+        <w:t>tracking</w:t>
+      </w:r>
+      <w:proofErr w:type="gramEnd"/>
+      <w:r>
+        <w:t xml:space="preserve"> logs</w:t>
       </w:r>
       <w:r>
         <w:t xml:space="preserve">, después primeramente se dejaban en blanco todos los atributos de </w:t>
@@ -3883,7 +3984,15 @@
       </w:r>
       <w:proofErr w:type="spellEnd"/>
       <w:r>
-        <w:t>” de dos tracking logs creados debía ser monótonamente creciente.</w:t>
+        <w:t xml:space="preserve">” de </w:t>
+      </w:r>
+      <w:proofErr w:type="gramStart"/>
+      <w:r>
+        <w:t>dos tracking</w:t>
+      </w:r>
+      <w:proofErr w:type="gramEnd"/>
+      <w:r>
+        <w:t xml:space="preserve"> logs creados debía ser monótonamente creciente.</w:t>
       </w:r>
       <w:r>
         <w:t xml:space="preserve"> </w:t>
@@ -4270,7 +4379,15 @@
         <w:t>o</w:t>
       </w:r>
       <w:r>
-        <w:t xml:space="preserve"> y se ha cambiado en la URL “show” por “</w:t>
+        <w:t xml:space="preserve"> y se ha cambiado en la URL “</w:t>
+      </w:r>
+      <w:proofErr w:type="gramStart"/>
+      <w:r>
+        <w:t>show</w:t>
+      </w:r>
+      <w:proofErr w:type="gramEnd"/>
+      <w:r>
+        <w:t>” por “</w:t>
       </w:r>
       <w:proofErr w:type="spellStart"/>
       <w:r>
@@ -4362,7 +4479,15 @@
         <w:t xml:space="preserve">Para el hacking también se ha realizado el mismo procedimiento que para actualizarlo, </w:t>
       </w:r>
       <w:r>
-        <w:t>solo que en la URL se ha cambiado “show” por “</w:t>
+        <w:t>solo que en la URL se ha cambiado “</w:t>
+      </w:r>
+      <w:proofErr w:type="gramStart"/>
+      <w:r>
+        <w:t>show</w:t>
+      </w:r>
+      <w:proofErr w:type="gramEnd"/>
+      <w:r>
+        <w:t>” por “</w:t>
       </w:r>
       <w:proofErr w:type="spellStart"/>
       <w:r>
@@ -4370,7 +4495,15 @@
       </w:r>
       <w:proofErr w:type="spellEnd"/>
       <w:r>
-        <w:t>”, en vez de “show” por “</w:t>
+        <w:t>”, en vez de “</w:t>
+      </w:r>
+      <w:proofErr w:type="gramStart"/>
+      <w:r>
+        <w:t>show</w:t>
+      </w:r>
+      <w:proofErr w:type="gramEnd"/>
+      <w:r>
+        <w:t>” por “</w:t>
       </w:r>
       <w:proofErr w:type="spellStart"/>
       <w:r>
@@ -4430,7 +4563,15 @@
         <w:t>o</w:t>
       </w:r>
       <w:r>
-        <w:t>. También, se ha sustituido en la URL “show” por “</w:t>
+        <w:t>. También, se ha sustituido en la URL “</w:t>
+      </w:r>
+      <w:proofErr w:type="gramStart"/>
+      <w:r>
+        <w:t>show</w:t>
+      </w:r>
+      <w:proofErr w:type="gramEnd"/>
+      <w:r>
+        <w:t>” por “</w:t>
       </w:r>
       <w:proofErr w:type="spellStart"/>
       <w:r>
@@ -4465,7 +4606,15 @@
     </w:p>
     <w:p>
       <w:r>
-        <w:t>Para el hacking se ha cambiado en la URL “show” por “</w:t>
+        <w:t>Para el hacking se ha cambiado en la URL “</w:t>
+      </w:r>
+      <w:proofErr w:type="gramStart"/>
+      <w:r>
+        <w:t>show</w:t>
+      </w:r>
+      <w:proofErr w:type="gramEnd"/>
+      <w:r>
+        <w:t>” por “</w:t>
       </w:r>
       <w:proofErr w:type="spellStart"/>
       <w:r>
@@ -4527,7 +4676,15 @@
       </w:r>
       <w:proofErr w:type="spellEnd"/>
       <w:r>
-        <w:t xml:space="preserve"> y se pegaba esa URL sustituyendo “show” por “</w:t>
+        <w:t xml:space="preserve"> y se pegaba esa URL sustituyendo “</w:t>
+      </w:r>
+      <w:proofErr w:type="gramStart"/>
+      <w:r>
+        <w:t>show</w:t>
+      </w:r>
+      <w:proofErr w:type="gramEnd"/>
+      <w:r>
+        <w:t>” por “</w:t>
       </w:r>
       <w:proofErr w:type="spellStart"/>
       <w:r>
@@ -4969,13 +5126,7 @@
         <w:t xml:space="preserve">Estos son los resultados estadísticos obtenidos en el análisis. El intervalo de confianza se sitúa entre </w:t>
       </w:r>
       <w:r>
-        <w:t>44</w:t>
-      </w:r>
-      <w:r>
-        <w:t>,</w:t>
-      </w:r>
-      <w:r>
-        <w:t>13</w:t>
+        <w:t>44,13</w:t>
       </w:r>
       <w:r>
         <w:t xml:space="preserve"> y </w:t>
@@ -5276,6 +5427,30 @@
     <w:p>
       <w:r>
         <w:t>En conclusión, el sistema es funcional, seguro y presenta un rendimiento estable, adecuado para producción.</w:t>
+      </w:r>
+    </w:p>
+    <w:p>
+      <w:pPr>
+        <w:pStyle w:val="Ttulo1"/>
+        <w:rPr>
+          <w:rFonts w:cstheme="majorHAnsi"/>
+        </w:rPr>
+      </w:pPr>
+      <w:proofErr w:type="spellStart"/>
+      <w:r>
+        <w:rPr>
+          <w:rFonts w:cstheme="majorHAnsi"/>
+        </w:rPr>
+        <w:t>Bibliography</w:t>
+      </w:r>
+      <w:proofErr w:type="spellEnd"/>
+    </w:p>
+    <w:p>
+      <w:r>
+        <w:t>Intencionalmente blanco</w:t>
+      </w:r>
+      <w:r>
+        <w:t>.</w:t>
       </w:r>
     </w:p>
     <w:p/>
@@ -5985,6 +6160,7 @@
   <w:style w:type="character" w:default="1" w:styleId="Fuentedeprrafopredeter">
     <w:name w:val="Default Paragraph Font"/>
     <w:uiPriority w:val="1"/>
+    <w:semiHidden/>
     <w:unhideWhenUsed/>
   </w:style>
   <w:style w:type="table" w:default="1" w:styleId="Tablanormal">
@@ -6698,6 +6874,7 @@
   <w:rsids>
     <w:rsidRoot w:val="00245611"/>
     <w:rsid w:val="00245611"/>
+    <w:rsid w:val="00423855"/>
     <w:rsid w:val="00594A0E"/>
     <w:rsid w:val="007D0856"/>
     <w:rsid w:val="008558B6"/>
